--- a/reports/projects/4.1_Report.docx
+++ b/reports/projects/4.1_Report.docx
@@ -394,7 +394,7 @@
                 <w:sz w:val="20"/>
                 <w:szCs w:val="20"/>
               </w:rPr>
-              <w:t xml:space="preserve">KPI Metric</w:t>
+              <w:t xml:space="preserve">KPI Current</w:t>
             </w:r>
           </w:p>
         </w:tc>
@@ -464,7 +464,147 @@
                 <w:sz w:val="20"/>
                 <w:szCs w:val="20"/>
               </w:rPr>
-              <w:t xml:space="preserve">25-26 Goal</w:t>
+              <w:t xml:space="preserve">2030 Goal</w:t>
+            </w:r>
+          </w:p>
+        </w:tc>
+        <w:tc>
+          <w:tcPr>
+            <w:tcW w:type="dxa" w:w="7200"/>
+            <w:tcBorders>
+              <w:top w:val="single" w:color="CCCCCC" w:sz="1"/>
+              <w:left w:val="single" w:color="CCCCCC" w:sz="1"/>
+              <w:bottom w:val="single" w:color="CCCCCC" w:sz="1"/>
+              <w:right w:val="single" w:color="CCCCCC" w:sz="1"/>
+            </w:tcBorders>
+            <w:shd w:fill="FFFFFF" w:val="clear"/>
+            <w:tcMar>
+              <w:top w:type="dxa" w:w="60"/>
+              <w:left w:type="dxa" w:w="100"/>
+              <w:bottom w:type="dxa" w:w="60"/>
+              <w:right w:type="dxa" w:w="100"/>
+            </w:tcMar>
+          </w:tcPr>
+          <w:p>
+            <w:pPr>
+              <w:jc w:val="left"/>
+            </w:pPr>
+            <w:r>
+              <w:rPr>
+                <w:rFonts w:ascii="Cambria" w:cs="Cambria" w:eastAsia="Cambria" w:hAnsi="Cambria"/>
+                <w:b w:val="false"/>
+                <w:bCs w:val="false"/>
+                <w:color w:val="0A2240"/>
+                <w:sz w:val="20"/>
+                <w:szCs w:val="20"/>
+              </w:rPr>
+              <w:t xml:space="preserve">15</w:t>
+            </w:r>
+          </w:p>
+        </w:tc>
+      </w:tr>
+      <w:tr>
+        <w:tc>
+          <w:tcPr>
+            <w:tcW w:type="dxa" w:w="3600"/>
+            <w:tcBorders>
+              <w:top w:val="single" w:color="CCCCCC" w:sz="1"/>
+              <w:left w:val="single" w:color="CCCCCC" w:sz="1"/>
+              <w:bottom w:val="single" w:color="CCCCCC" w:sz="1"/>
+              <w:right w:val="single" w:color="CCCCCC" w:sz="1"/>
+            </w:tcBorders>
+            <w:shd w:fill="F0F0F0" w:val="clear"/>
+            <w:tcMar>
+              <w:top w:type="dxa" w:w="60"/>
+              <w:left w:type="dxa" w:w="100"/>
+              <w:bottom w:type="dxa" w:w="60"/>
+              <w:right w:type="dxa" w:w="100"/>
+            </w:tcMar>
+          </w:tcPr>
+          <w:p>
+            <w:pPr>
+              <w:jc w:val="left"/>
+            </w:pPr>
+            <w:r>
+              <w:rPr>
+                <w:rFonts w:ascii="Cambria" w:cs="Cambria" w:eastAsia="Cambria" w:hAnsi="Cambria"/>
+                <w:b/>
+                <w:bCs/>
+                <w:color w:val="163A5F"/>
+                <w:sz w:val="20"/>
+                <w:szCs w:val="20"/>
+              </w:rPr>
+              <w:t xml:space="preserve">2030 Stretch</w:t>
+            </w:r>
+          </w:p>
+        </w:tc>
+        <w:tc>
+          <w:tcPr>
+            <w:tcW w:type="dxa" w:w="7200"/>
+            <w:tcBorders>
+              <w:top w:val="single" w:color="CCCCCC" w:sz="1"/>
+              <w:left w:val="single" w:color="CCCCCC" w:sz="1"/>
+              <w:bottom w:val="single" w:color="CCCCCC" w:sz="1"/>
+              <w:right w:val="single" w:color="CCCCCC" w:sz="1"/>
+            </w:tcBorders>
+            <w:shd w:fill="F0F0F0" w:val="clear"/>
+            <w:tcMar>
+              <w:top w:type="dxa" w:w="60"/>
+              <w:left w:type="dxa" w:w="100"/>
+              <w:bottom w:type="dxa" w:w="60"/>
+              <w:right w:type="dxa" w:w="100"/>
+            </w:tcMar>
+          </w:tcPr>
+          <w:p>
+            <w:pPr>
+              <w:jc w:val="left"/>
+            </w:pPr>
+            <w:r>
+              <w:rPr>
+                <w:rFonts w:ascii="Cambria" w:cs="Cambria" w:eastAsia="Cambria" w:hAnsi="Cambria"/>
+                <w:b w:val="false"/>
+                <w:bCs w:val="false"/>
+                <w:color w:val="C9A84C"/>
+                <w:sz w:val="20"/>
+                <w:szCs w:val="20"/>
+              </w:rPr>
+              <w:t xml:space="preserve">23</w:t>
+            </w:r>
+          </w:p>
+        </w:tc>
+      </w:tr>
+      <w:tr>
+        <w:tc>
+          <w:tcPr>
+            <w:tcW w:type="dxa" w:w="3600"/>
+            <w:tcBorders>
+              <w:top w:val="single" w:color="CCCCCC" w:sz="1"/>
+              <w:left w:val="single" w:color="CCCCCC" w:sz="1"/>
+              <w:bottom w:val="single" w:color="CCCCCC" w:sz="1"/>
+              <w:right w:val="single" w:color="CCCCCC" w:sz="1"/>
+            </w:tcBorders>
+            <w:shd w:fill="FFFFFF" w:val="clear"/>
+            <w:tcMar>
+              <w:top w:type="dxa" w:w="60"/>
+              <w:left w:type="dxa" w:w="100"/>
+              <w:bottom w:type="dxa" w:w="60"/>
+              <w:right w:type="dxa" w:w="100"/>
+            </w:tcMar>
+          </w:tcPr>
+          <w:p>
+            <w:pPr>
+              <w:jc w:val="left"/>
+            </w:pPr>
+            <w:r>
+              <w:rPr>
+                <w:rFonts w:ascii="Cambria" w:cs="Cambria" w:eastAsia="Cambria" w:hAnsi="Cambria"/>
+                <w:b/>
+                <w:bCs/>
+                <w:color w:val="163A5F"/>
+                <w:sz w:val="20"/>
+                <w:szCs w:val="20"/>
+              </w:rPr>
+              <w:t xml:space="preserve">25-26</w:t>
             </w:r>
           </w:p>
         </w:tc>
@@ -498,7 +638,7 @@
                 <w:sz w:val="20"/>
                 <w:szCs w:val="20"/>
               </w:rPr>
-              <w:t xml:space="preserve">1</w:t>
+              <w:t xml:space="preserve">8/1</w:t>
             </w:r>
           </w:p>
         </w:tc>
@@ -534,7 +674,7 @@
                 <w:sz w:val="20"/>
                 <w:szCs w:val="20"/>
               </w:rPr>
-              <w:t xml:space="preserve">25-26 Stretch</w:t>
+              <w:t xml:space="preserve">26-27</w:t>
             </w:r>
           </w:p>
         </w:tc>
@@ -564,11 +704,11 @@
                 <w:rFonts w:ascii="Cambria" w:cs="Cambria" w:eastAsia="Cambria" w:hAnsi="Cambria"/>
                 <w:b w:val="false"/>
                 <w:bCs w:val="false"/>
-                <w:color w:val="C9A84C"/>
-                <w:sz w:val="20"/>
-                <w:szCs w:val="20"/>
-              </w:rPr>
-              <w:t xml:space="preserve">4</w:t>
+                <w:color w:val="333333"/>
+                <w:sz w:val="20"/>
+                <w:szCs w:val="20"/>
+              </w:rPr>
+              <w:t xml:space="preserve">8/4</w:t>
             </w:r>
           </w:p>
         </w:tc>
@@ -604,7 +744,7 @@
                 <w:sz w:val="20"/>
                 <w:szCs w:val="20"/>
               </w:rPr>
-              <w:t xml:space="preserve">26-27 Goal</w:t>
+              <w:t xml:space="preserve">27-28</w:t>
             </w:r>
           </w:p>
         </w:tc>
@@ -638,7 +778,7 @@
                 <w:sz w:val="20"/>
                 <w:szCs w:val="20"/>
               </w:rPr>
-              <w:t xml:space="preserve">4</w:t>
+              <w:t xml:space="preserve">8/7</w:t>
             </w:r>
           </w:p>
         </w:tc>
@@ -674,7 +814,7 @@
                 <w:sz w:val="20"/>
                 <w:szCs w:val="20"/>
               </w:rPr>
-              <w:t xml:space="preserve">27-28 Goal</w:t>
+              <w:t xml:space="preserve">28-29</w:t>
             </w:r>
           </w:p>
         </w:tc>
@@ -708,7 +848,7 @@
                 <w:sz w:val="20"/>
                 <w:szCs w:val="20"/>
               </w:rPr>
-              <w:t xml:space="preserve">7</w:t>
+              <w:t xml:space="preserve">8/11</w:t>
             </w:r>
           </w:p>
         </w:tc>
@@ -744,7 +884,7 @@
                 <w:sz w:val="20"/>
                 <w:szCs w:val="20"/>
               </w:rPr>
-              <w:t xml:space="preserve">28-29 Goal</w:t>
+              <w:t xml:space="preserve">29-30</w:t>
             </w:r>
           </w:p>
         </w:tc>
@@ -778,77 +918,7 @@
                 <w:sz w:val="20"/>
                 <w:szCs w:val="20"/>
               </w:rPr>
-              <w:t xml:space="preserve">11</w:t>
-            </w:r>
-          </w:p>
-        </w:tc>
-      </w:tr>
-      <w:tr>
-        <w:tc>
-          <w:tcPr>
-            <w:tcW w:type="dxa" w:w="3600"/>
-            <w:tcBorders>
-              <w:top w:val="single" w:color="CCCCCC" w:sz="1"/>
-              <w:left w:val="single" w:color="CCCCCC" w:sz="1"/>
-              <w:bottom w:val="single" w:color="CCCCCC" w:sz="1"/>
-              <w:right w:val="single" w:color="CCCCCC" w:sz="1"/>
-            </w:tcBorders>
-            <w:shd w:fill="F0F0F0" w:val="clear"/>
-            <w:tcMar>
-              <w:top w:type="dxa" w:w="60"/>
-              <w:left w:type="dxa" w:w="100"/>
-              <w:bottom w:type="dxa" w:w="60"/>
-              <w:right w:type="dxa" w:w="100"/>
-            </w:tcMar>
-          </w:tcPr>
-          <w:p>
-            <w:pPr>
-              <w:jc w:val="left"/>
-            </w:pPr>
-            <w:r>
-              <w:rPr>
-                <w:rFonts w:ascii="Cambria" w:cs="Cambria" w:eastAsia="Cambria" w:hAnsi="Cambria"/>
-                <w:b/>
-                <w:bCs/>
-                <w:color w:val="163A5F"/>
-                <w:sz w:val="20"/>
-                <w:szCs w:val="20"/>
-              </w:rPr>
-              <w:t xml:space="preserve">29-30 Goal (Vision 2030)</w:t>
-            </w:r>
-          </w:p>
-        </w:tc>
-        <w:tc>
-          <w:tcPr>
-            <w:tcW w:type="dxa" w:w="7200"/>
-            <w:tcBorders>
-              <w:top w:val="single" w:color="CCCCCC" w:sz="1"/>
-              <w:left w:val="single" w:color="CCCCCC" w:sz="1"/>
-              <w:bottom w:val="single" w:color="CCCCCC" w:sz="1"/>
-              <w:right w:val="single" w:color="CCCCCC" w:sz="1"/>
-            </w:tcBorders>
-            <w:shd w:fill="F0F0F0" w:val="clear"/>
-            <w:tcMar>
-              <w:top w:type="dxa" w:w="60"/>
-              <w:left w:type="dxa" w:w="100"/>
-              <w:bottom w:type="dxa" w:w="60"/>
-              <w:right w:type="dxa" w:w="100"/>
-            </w:tcMar>
-          </w:tcPr>
-          <w:p>
-            <w:pPr>
-              <w:jc w:val="left"/>
-            </w:pPr>
-            <w:r>
-              <w:rPr>
-                <w:rFonts w:ascii="Cambria" w:cs="Cambria" w:eastAsia="Cambria" w:hAnsi="Cambria"/>
-                <w:b w:val="false"/>
-                <w:bCs w:val="false"/>
-                <w:color w:val="333333"/>
-                <w:sz w:val="20"/>
-                <w:szCs w:val="20"/>
-              </w:rPr>
-              <w:t xml:space="preserve">15</w:t>
+              <w:t xml:space="preserve">8/15</w:t>
             </w:r>
           </w:p>
         </w:tc>

--- a/reports/projects/4.1_Report.docx
+++ b/reports/projects/4.1_Report.docx
@@ -1001,7 +1001,7 @@
           <w:sz w:val="21"/>
           <w:szCs w:val="21"/>
         </w:rPr>
-        <w:t xml:space="preserve">30</w:t>
+        <w:t xml:space="preserve">Veteran Sprint: 20,991 JSTs uploaded (62% of ~34,000 target). 75 colleges awarding basic training credit (up from ~15% baseline). 679 unique ACE credit recommendations covered. $163M estimated savings.</w:t>
       </w:r>
     </w:p>
     <w:p>
@@ -1372,7 +1372,7 @@
                 <w:sz w:val="18"/>
                 <w:szCs w:val="18"/>
               </w:rPr>
-              <w:t xml:space="preserve">30</w:t>
+              <w:t xml:space="preserve">Veteran Sprint: 20,991 JSTs uploaded (62% of ~34,000 target). 75 colleges awarding basic training credit (up from ~15% baseline). 679 unique ACE credit recommendations covered. $163M estimated savings.</w:t>
             </w:r>
           </w:p>
         </w:tc>

--- a/reports/projects/4.1_Report.docx
+++ b/reports/projects/4.1_Report.docx
@@ -64,7 +64,7 @@
           <w:sz w:val="19"/>
           <w:szCs w:val="19"/>
         </w:rPr>
-        <w:t xml:space="preserve">April 8, 2026</w:t>
+        <w:t xml:space="preserve">April 14, 2026</w:t>
       </w:r>
     </w:p>
     <w:tbl>
@@ -1449,7 +1449,7 @@
         <w:sz w:val="14"/>
         <w:szCs w:val="14"/>
       </w:rPr>
-      <w:t xml:space="preserve">Generated April 8, 2026  |  California Community Colleges  |  MAP Initiative</w:t>
+      <w:t xml:space="preserve">Generated April 14, 2026  |  California Community Colleges  |  MAP Initiative</w:t>
     </w:r>
     <w:r>
       <w:rPr>

--- a/reports/projects/4.1_Report.docx
+++ b/reports/projects/4.1_Report.docx
@@ -13,12 +13,12 @@
       </w:pPr>
       <w:r>
         <w:rPr>
-          <w:rFonts w:ascii="Cambria" w:cs="Cambria" w:eastAsia="Cambria" w:hAnsi="Cambria"/>
           <w:b/>
           <w:bCs/>
           <w:color w:val="0A2240"/>
           <w:sz w:val="32"/>
           <w:szCs w:val="32"/>
+          <w:rFonts w:ascii="Cambria" w:cs="Cambria" w:eastAsia="Cambria" w:hAnsi="Cambria"/>
         </w:rPr>
         <w:t xml:space="preserve">4.1  Sprints and Projects</w:t>
       </w:r>
@@ -30,12 +30,12 @@
       </w:pPr>
       <w:r>
         <w:rPr>
-          <w:rFonts w:ascii="Cambria" w:cs="Cambria" w:eastAsia="Cambria" w:hAnsi="Cambria"/>
           <w:b/>
           <w:bCs/>
           <w:color w:val="2A7D4F"/>
           <w:sz w:val="24"/>
           <w:szCs w:val="24"/>
+          <w:rFonts w:ascii="Cambria" w:cs="Cambria" w:eastAsia="Cambria" w:hAnsi="Cambria"/>
         </w:rPr>
         <w:t xml:space="preserve">✔ On Track</w:t>
       </w:r>
@@ -50,21 +50,21 @@
       </w:pPr>
       <w:r>
         <w:rPr>
-          <w:rFonts w:ascii="Cambria" w:cs="Cambria" w:eastAsia="Cambria" w:hAnsi="Cambria"/>
           <w:color w:val="666666"/>
           <w:sz w:val="19"/>
           <w:szCs w:val="19"/>
+          <w:rFonts w:ascii="Cambria" w:cs="Cambria" w:eastAsia="Cambria" w:hAnsi="Cambria"/>
         </w:rPr>
         <w:t xml:space="preserve">Activity 4: Sprints, Projects &amp; Partnerships  |  Goal 1  |  </w:t>
       </w:r>
       <w:r>
         <w:rPr>
-          <w:rFonts w:ascii="Cambria" w:cs="Cambria" w:eastAsia="Cambria" w:hAnsi="Cambria"/>
           <w:color w:val="666666"/>
           <w:sz w:val="19"/>
           <w:szCs w:val="19"/>
+          <w:rFonts w:ascii="Cambria" w:cs="Cambria" w:eastAsia="Cambria" w:hAnsi="Cambria"/>
         </w:rPr>
-        <w:t xml:space="preserve">April 14, 2026</w:t>
+        <w:t xml:space="preserve">July 2, 2026</w:t>
       </w:r>
     </w:p>
     <w:tbl>
@@ -107,12 +107,12 @@
             </w:pPr>
             <w:r>
               <w:rPr>
-                <w:rFonts w:ascii="Cambria" w:cs="Cambria" w:eastAsia="Cambria" w:hAnsi="Cambria"/>
                 <w:b/>
                 <w:bCs/>
                 <w:color w:val="163A5F"/>
                 <w:sz w:val="20"/>
                 <w:szCs w:val="20"/>
+                <w:rFonts w:ascii="Cambria" w:cs="Cambria" w:eastAsia="Cambria" w:hAnsi="Cambria"/>
               </w:rPr>
               <w:t xml:space="preserve">Status</w:t>
             </w:r>
@@ -141,12 +141,12 @@
             </w:pPr>
             <w:r>
               <w:rPr>
-                <w:rFonts w:ascii="Cambria" w:cs="Cambria" w:eastAsia="Cambria" w:hAnsi="Cambria"/>
                 <w:b/>
                 <w:bCs/>
                 <w:color w:val="2A7D4F"/>
                 <w:sz w:val="20"/>
                 <w:szCs w:val="20"/>
+                <w:rFonts w:ascii="Cambria" w:cs="Cambria" w:eastAsia="Cambria" w:hAnsi="Cambria"/>
               </w:rPr>
               <w:t xml:space="preserve">On Track</w:t>
             </w:r>
@@ -177,12 +177,12 @@
             </w:pPr>
             <w:r>
               <w:rPr>
-                <w:rFonts w:ascii="Cambria" w:cs="Cambria" w:eastAsia="Cambria" w:hAnsi="Cambria"/>
                 <w:b/>
                 <w:bCs/>
                 <w:color w:val="163A5F"/>
                 <w:sz w:val="20"/>
                 <w:szCs w:val="20"/>
+                <w:rFonts w:ascii="Cambria" w:cs="Cambria" w:eastAsia="Cambria" w:hAnsi="Cambria"/>
               </w:rPr>
               <w:t xml:space="preserve">Progress</w:t>
             </w:r>
@@ -211,12 +211,12 @@
             </w:pPr>
             <w:r>
               <w:rPr>
-                <w:rFonts w:ascii="Cambria" w:cs="Cambria" w:eastAsia="Cambria" w:hAnsi="Cambria"/>
                 <w:b/>
                 <w:bCs/>
                 <w:color w:val="2A7D4F"/>
                 <w:sz w:val="20"/>
                 <w:szCs w:val="20"/>
+                <w:rFonts w:ascii="Cambria" w:cs="Cambria" w:eastAsia="Cambria" w:hAnsi="Cambria"/>
               </w:rPr>
               <w:t xml:space="preserve">65%</w:t>
             </w:r>
@@ -247,12 +247,12 @@
             </w:pPr>
             <w:r>
               <w:rPr>
-                <w:rFonts w:ascii="Cambria" w:cs="Cambria" w:eastAsia="Cambria" w:hAnsi="Cambria"/>
                 <w:b/>
                 <w:bCs/>
                 <w:color w:val="163A5F"/>
                 <w:sz w:val="20"/>
                 <w:szCs w:val="20"/>
+                <w:rFonts w:ascii="Cambria" w:cs="Cambria" w:eastAsia="Cambria" w:hAnsi="Cambria"/>
               </w:rPr>
               <w:t xml:space="preserve">Lead</w:t>
             </w:r>
@@ -281,12 +281,12 @@
             </w:pPr>
             <w:r>
               <w:rPr>
-                <w:rFonts w:ascii="Cambria" w:cs="Cambria" w:eastAsia="Cambria" w:hAnsi="Cambria"/>
                 <w:b w:val="false"/>
                 <w:bCs w:val="false"/>
                 <w:color w:val="333333"/>
                 <w:sz w:val="20"/>
                 <w:szCs w:val="20"/>
+                <w:rFonts w:ascii="Cambria" w:cs="Cambria" w:eastAsia="Cambria" w:hAnsi="Cambria"/>
               </w:rPr>
               <w:t xml:space="preserve">Calvin Klein Gloria</w:t>
             </w:r>
@@ -317,12 +317,12 @@
             </w:pPr>
             <w:r>
               <w:rPr>
-                <w:rFonts w:ascii="Cambria" w:cs="Cambria" w:eastAsia="Cambria" w:hAnsi="Cambria"/>
                 <w:b/>
                 <w:bCs/>
                 <w:color w:val="163A5F"/>
                 <w:sz w:val="20"/>
                 <w:szCs w:val="20"/>
+                <w:rFonts w:ascii="Cambria" w:cs="Cambria" w:eastAsia="Cambria" w:hAnsi="Cambria"/>
               </w:rPr>
               <w:t xml:space="preserve">Budget</w:t>
             </w:r>
@@ -351,12 +351,12 @@
             </w:pPr>
             <w:r>
               <w:rPr>
-                <w:rFonts w:ascii="Cambria" w:cs="Cambria" w:eastAsia="Cambria" w:hAnsi="Cambria"/>
                 <w:b w:val="false"/>
                 <w:bCs w:val="false"/>
                 <w:color w:val="333333"/>
                 <w:sz w:val="20"/>
                 <w:szCs w:val="20"/>
+                <w:rFonts w:ascii="Cambria" w:cs="Cambria" w:eastAsia="Cambria" w:hAnsi="Cambria"/>
               </w:rPr>
               <w:t xml:space="preserve">Included in 1.1 (MAP Team Operations (GFA0164))</w:t>
             </w:r>
@@ -387,12 +387,12 @@
             </w:pPr>
             <w:r>
               <w:rPr>
-                <w:rFonts w:ascii="Cambria" w:cs="Cambria" w:eastAsia="Cambria" w:hAnsi="Cambria"/>
                 <w:b/>
                 <w:bCs/>
                 <w:color w:val="163A5F"/>
                 <w:sz w:val="20"/>
                 <w:szCs w:val="20"/>
+                <w:rFonts w:ascii="Cambria" w:cs="Cambria" w:eastAsia="Cambria" w:hAnsi="Cambria"/>
               </w:rPr>
               <w:t xml:space="preserve">KPI Current</w:t>
             </w:r>
@@ -421,12 +421,12 @@
             </w:pPr>
             <w:r>
               <w:rPr>
-                <w:rFonts w:ascii="Cambria" w:cs="Cambria" w:eastAsia="Cambria" w:hAnsi="Cambria"/>
                 <w:b w:val="false"/>
                 <w:bCs w:val="false"/>
                 <w:color w:val="0A2240"/>
                 <w:sz w:val="20"/>
                 <w:szCs w:val="20"/>
+                <w:rFonts w:ascii="Cambria" w:cs="Cambria" w:eastAsia="Cambria" w:hAnsi="Cambria"/>
               </w:rPr>
               <w:t xml:space="preserve">8 Count of sprints, projects underway</w:t>
             </w:r>
@@ -457,12 +457,12 @@
             </w:pPr>
             <w:r>
               <w:rPr>
-                <w:rFonts w:ascii="Cambria" w:cs="Cambria" w:eastAsia="Cambria" w:hAnsi="Cambria"/>
                 <w:b/>
                 <w:bCs/>
                 <w:color w:val="163A5F"/>
                 <w:sz w:val="20"/>
                 <w:szCs w:val="20"/>
+                <w:rFonts w:ascii="Cambria" w:cs="Cambria" w:eastAsia="Cambria" w:hAnsi="Cambria"/>
               </w:rPr>
               <w:t xml:space="preserve">2030 Goal</w:t>
             </w:r>
@@ -491,12 +491,12 @@
             </w:pPr>
             <w:r>
               <w:rPr>
-                <w:rFonts w:ascii="Cambria" w:cs="Cambria" w:eastAsia="Cambria" w:hAnsi="Cambria"/>
                 <w:b w:val="false"/>
                 <w:bCs w:val="false"/>
                 <w:color w:val="0A2240"/>
                 <w:sz w:val="20"/>
                 <w:szCs w:val="20"/>
+                <w:rFonts w:ascii="Cambria" w:cs="Cambria" w:eastAsia="Cambria" w:hAnsi="Cambria"/>
               </w:rPr>
               <w:t xml:space="preserve">15</w:t>
             </w:r>
@@ -527,12 +527,12 @@
             </w:pPr>
             <w:r>
               <w:rPr>
-                <w:rFonts w:ascii="Cambria" w:cs="Cambria" w:eastAsia="Cambria" w:hAnsi="Cambria"/>
                 <w:b/>
                 <w:bCs/>
                 <w:color w:val="163A5F"/>
                 <w:sz w:val="20"/>
                 <w:szCs w:val="20"/>
+                <w:rFonts w:ascii="Cambria" w:cs="Cambria" w:eastAsia="Cambria" w:hAnsi="Cambria"/>
               </w:rPr>
               <w:t xml:space="preserve">2030 Stretch</w:t>
             </w:r>
@@ -561,12 +561,12 @@
             </w:pPr>
             <w:r>
               <w:rPr>
-                <w:rFonts w:ascii="Cambria" w:cs="Cambria" w:eastAsia="Cambria" w:hAnsi="Cambria"/>
                 <w:b w:val="false"/>
                 <w:bCs w:val="false"/>
                 <w:color w:val="C9A84C"/>
                 <w:sz w:val="20"/>
                 <w:szCs w:val="20"/>
+                <w:rFonts w:ascii="Cambria" w:cs="Cambria" w:eastAsia="Cambria" w:hAnsi="Cambria"/>
               </w:rPr>
               <w:t xml:space="preserve">23</w:t>
             </w:r>
@@ -597,12 +597,12 @@
             </w:pPr>
             <w:r>
               <w:rPr>
-                <w:rFonts w:ascii="Cambria" w:cs="Cambria" w:eastAsia="Cambria" w:hAnsi="Cambria"/>
                 <w:b/>
                 <w:bCs/>
                 <w:color w:val="163A5F"/>
                 <w:sz w:val="20"/>
                 <w:szCs w:val="20"/>
+                <w:rFonts w:ascii="Cambria" w:cs="Cambria" w:eastAsia="Cambria" w:hAnsi="Cambria"/>
               </w:rPr>
               <w:t xml:space="preserve">25-26</w:t>
             </w:r>
@@ -631,12 +631,12 @@
             </w:pPr>
             <w:r>
               <w:rPr>
-                <w:rFonts w:ascii="Cambria" w:cs="Cambria" w:eastAsia="Cambria" w:hAnsi="Cambria"/>
                 <w:b w:val="false"/>
                 <w:bCs w:val="false"/>
                 <w:color w:val="333333"/>
                 <w:sz w:val="20"/>
                 <w:szCs w:val="20"/>
+                <w:rFonts w:ascii="Cambria" w:cs="Cambria" w:eastAsia="Cambria" w:hAnsi="Cambria"/>
               </w:rPr>
               <w:t xml:space="preserve">8/1</w:t>
             </w:r>
@@ -667,12 +667,12 @@
             </w:pPr>
             <w:r>
               <w:rPr>
-                <w:rFonts w:ascii="Cambria" w:cs="Cambria" w:eastAsia="Cambria" w:hAnsi="Cambria"/>
                 <w:b/>
                 <w:bCs/>
                 <w:color w:val="163A5F"/>
                 <w:sz w:val="20"/>
                 <w:szCs w:val="20"/>
+                <w:rFonts w:ascii="Cambria" w:cs="Cambria" w:eastAsia="Cambria" w:hAnsi="Cambria"/>
               </w:rPr>
               <w:t xml:space="preserve">26-27</w:t>
             </w:r>
@@ -701,12 +701,12 @@
             </w:pPr>
             <w:r>
               <w:rPr>
-                <w:rFonts w:ascii="Cambria" w:cs="Cambria" w:eastAsia="Cambria" w:hAnsi="Cambria"/>
                 <w:b w:val="false"/>
                 <w:bCs w:val="false"/>
                 <w:color w:val="333333"/>
                 <w:sz w:val="20"/>
                 <w:szCs w:val="20"/>
+                <w:rFonts w:ascii="Cambria" w:cs="Cambria" w:eastAsia="Cambria" w:hAnsi="Cambria"/>
               </w:rPr>
               <w:t xml:space="preserve">8/4</w:t>
             </w:r>
@@ -737,12 +737,12 @@
             </w:pPr>
             <w:r>
               <w:rPr>
-                <w:rFonts w:ascii="Cambria" w:cs="Cambria" w:eastAsia="Cambria" w:hAnsi="Cambria"/>
                 <w:b/>
                 <w:bCs/>
                 <w:color w:val="163A5F"/>
                 <w:sz w:val="20"/>
                 <w:szCs w:val="20"/>
+                <w:rFonts w:ascii="Cambria" w:cs="Cambria" w:eastAsia="Cambria" w:hAnsi="Cambria"/>
               </w:rPr>
               <w:t xml:space="preserve">27-28</w:t>
             </w:r>
@@ -771,12 +771,12 @@
             </w:pPr>
             <w:r>
               <w:rPr>
-                <w:rFonts w:ascii="Cambria" w:cs="Cambria" w:eastAsia="Cambria" w:hAnsi="Cambria"/>
                 <w:b w:val="false"/>
                 <w:bCs w:val="false"/>
                 <w:color w:val="333333"/>
                 <w:sz w:val="20"/>
                 <w:szCs w:val="20"/>
+                <w:rFonts w:ascii="Cambria" w:cs="Cambria" w:eastAsia="Cambria" w:hAnsi="Cambria"/>
               </w:rPr>
               <w:t xml:space="preserve">8/7</w:t>
             </w:r>
@@ -807,12 +807,12 @@
             </w:pPr>
             <w:r>
               <w:rPr>
-                <w:rFonts w:ascii="Cambria" w:cs="Cambria" w:eastAsia="Cambria" w:hAnsi="Cambria"/>
                 <w:b/>
                 <w:bCs/>
                 <w:color w:val="163A5F"/>
                 <w:sz w:val="20"/>
                 <w:szCs w:val="20"/>
+                <w:rFonts w:ascii="Cambria" w:cs="Cambria" w:eastAsia="Cambria" w:hAnsi="Cambria"/>
               </w:rPr>
               <w:t xml:space="preserve">28-29</w:t>
             </w:r>
@@ -841,12 +841,12 @@
             </w:pPr>
             <w:r>
               <w:rPr>
-                <w:rFonts w:ascii="Cambria" w:cs="Cambria" w:eastAsia="Cambria" w:hAnsi="Cambria"/>
                 <w:b w:val="false"/>
                 <w:bCs w:val="false"/>
                 <w:color w:val="333333"/>
                 <w:sz w:val="20"/>
                 <w:szCs w:val="20"/>
+                <w:rFonts w:ascii="Cambria" w:cs="Cambria" w:eastAsia="Cambria" w:hAnsi="Cambria"/>
               </w:rPr>
               <w:t xml:space="preserve">8/11</w:t>
             </w:r>
@@ -877,12 +877,12 @@
             </w:pPr>
             <w:r>
               <w:rPr>
-                <w:rFonts w:ascii="Cambria" w:cs="Cambria" w:eastAsia="Cambria" w:hAnsi="Cambria"/>
                 <w:b/>
                 <w:bCs/>
                 <w:color w:val="163A5F"/>
                 <w:sz w:val="20"/>
                 <w:szCs w:val="20"/>
+                <w:rFonts w:ascii="Cambria" w:cs="Cambria" w:eastAsia="Cambria" w:hAnsi="Cambria"/>
               </w:rPr>
               <w:t xml:space="preserve">29-30</w:t>
             </w:r>
@@ -911,12 +911,12 @@
             </w:pPr>
             <w:r>
               <w:rPr>
-                <w:rFonts w:ascii="Cambria" w:cs="Cambria" w:eastAsia="Cambria" w:hAnsi="Cambria"/>
                 <w:b w:val="false"/>
                 <w:bCs w:val="false"/>
                 <w:color w:val="333333"/>
                 <w:sz w:val="20"/>
                 <w:szCs w:val="20"/>
+                <w:rFonts w:ascii="Cambria" w:cs="Cambria" w:eastAsia="Cambria" w:hAnsi="Cambria"/>
               </w:rPr>
               <w:t xml:space="preserve">8/15</w:t>
             </w:r>
@@ -938,10 +938,10 @@
       </w:pPr>
       <w:r>
         <w:rPr>
-          <w:rFonts w:ascii="Cambria" w:cs="Cambria" w:eastAsia="Cambria" w:hAnsi="Cambria"/>
           <w:color w:val="444444"/>
           <w:sz w:val="21"/>
           <w:szCs w:val="21"/>
+          <w:rFonts w:ascii="Cambria" w:cs="Cambria" w:eastAsia="Cambria" w:hAnsi="Cambria"/>
         </w:rPr>
         <w:t xml:space="preserve">CPL sprints, pilot projects, CPL outreach, and demonstration projects are supported with new CPL opportunities and resources.</w:t>
       </w:r>
@@ -960,12 +960,12 @@
       </w:pPr>
       <w:r>
         <w:rPr>
-          <w:rFonts w:ascii="Cambria" w:cs="Cambria" w:eastAsia="Cambria" w:hAnsi="Cambria"/>
           <w:color w:val="666666"/>
           <w:sz w:val="18"/>
           <w:szCs w:val="18"/>
+          <w:rFonts w:ascii="Cambria" w:cs="Cambria" w:eastAsia="Cambria" w:hAnsi="Cambria"/>
         </w:rPr>
-        <w:t xml:space="preserve">Date: 2026-04-08</w:t>
+        <w:t xml:space="preserve">Date: 2026-07-02</w:t>
       </w:r>
     </w:p>
     <w:p>
@@ -974,12 +974,12 @@
       </w:pPr>
       <w:r>
         <w:rPr>
-          <w:rFonts w:ascii="Cambria" w:cs="Cambria" w:eastAsia="Cambria" w:hAnsi="Cambria"/>
           <w:color w:val="444444"/>
           <w:sz w:val="21"/>
           <w:szCs w:val="21"/>
+          <w:rFonts w:ascii="Cambria" w:cs="Cambria" w:eastAsia="Cambria" w:hAnsi="Cambria"/>
         </w:rPr>
-        <w:t xml:space="preserve">3 Sprints underway: Veteran, Apprenticeship, and Statewide Adoptions; 1 new Military Base demonstration project underway;  and several projects underway.</w:t>
+        <w:t xml:space="preserve">All four Sprints or Demo Projects are well underway. Much work and effort must be placed in the Veterans Sprint and STAT efforts yet the Apprenticeship and 29 Palms MCB Sprints are exceeding expectations.</w:t>
       </w:r>
     </w:p>
     <w:p>
@@ -996,10 +996,10 @@
       </w:pPr>
       <w:r>
         <w:rPr>
-          <w:rFonts w:ascii="Cambria" w:cs="Cambria" w:eastAsia="Cambria" w:hAnsi="Cambria"/>
           <w:color w:val="444444"/>
           <w:sz w:val="21"/>
           <w:szCs w:val="21"/>
+          <w:rFonts w:ascii="Cambria" w:cs="Cambria" w:eastAsia="Cambria" w:hAnsi="Cambria"/>
         </w:rPr>
         <w:t xml:space="preserve">Veteran Sprint: 20,991 JSTs uploaded (62% of ~34,000 target). 75 colleges awarding basic training credit (up from ~15% baseline). 679 unique ACE credit recommendations covered. $163M estimated savings.</w:t>
       </w:r>
@@ -1018,10 +1018,10 @@
       </w:pPr>
       <w:r>
         <w:rPr>
-          <w:rFonts w:ascii="Cambria" w:cs="Cambria" w:eastAsia="Cambria" w:hAnsi="Cambria"/>
           <w:color w:val="444444"/>
           <w:sz w:val="21"/>
           <w:szCs w:val="21"/>
+          <w:rFonts w:ascii="Cambria" w:cs="Cambria" w:eastAsia="Cambria" w:hAnsi="Cambria"/>
         </w:rPr>
         <w:t xml:space="preserve">Goal 1: 100 colleges upload 5+ JSTs (78 of 100); Goal 2: 75 colleges award basic training credit; Goal 3: 58 colleges with articulated ACE recs</w:t>
       </w:r>
@@ -1040,10 +1040,10 @@
       </w:pPr>
       <w:r>
         <w:rPr>
-          <w:rFonts w:ascii="Cambria" w:cs="Cambria" w:eastAsia="Cambria" w:hAnsi="Cambria"/>
           <w:color w:val="666666"/>
           <w:sz w:val="18"/>
           <w:szCs w:val="18"/>
+          <w:rFonts w:ascii="Cambria" w:cs="Cambria" w:eastAsia="Cambria" w:hAnsi="Cambria"/>
         </w:rPr>
         <w:t xml:space="preserve">2 logged updates — newest first</w:t>
       </w:r>
@@ -1089,12 +1089,12 @@
             </w:pPr>
             <w:r>
               <w:rPr>
-                <w:rFonts w:ascii="Cambria" w:cs="Cambria" w:eastAsia="Cambria" w:hAnsi="Cambria"/>
                 <w:b/>
                 <w:bCs/>
                 <w:color w:val="FFFFFF"/>
                 <w:sz w:val="18"/>
                 <w:szCs w:val="18"/>
+                <w:rFonts w:ascii="Cambria" w:cs="Cambria" w:eastAsia="Cambria" w:hAnsi="Cambria"/>
               </w:rPr>
               <w:t xml:space="preserve">Date</w:t>
             </w:r>
@@ -1123,12 +1123,12 @@
             </w:pPr>
             <w:r>
               <w:rPr>
-                <w:rFonts w:ascii="Cambria" w:cs="Cambria" w:eastAsia="Cambria" w:hAnsi="Cambria"/>
                 <w:b/>
                 <w:bCs/>
                 <w:color w:val="FFFFFF"/>
                 <w:sz w:val="18"/>
                 <w:szCs w:val="18"/>
+                <w:rFonts w:ascii="Cambria" w:cs="Cambria" w:eastAsia="Cambria" w:hAnsi="Cambria"/>
               </w:rPr>
               <w:t xml:space="preserve">Type</w:t>
             </w:r>
@@ -1157,12 +1157,12 @@
             </w:pPr>
             <w:r>
               <w:rPr>
-                <w:rFonts w:ascii="Cambria" w:cs="Cambria" w:eastAsia="Cambria" w:hAnsi="Cambria"/>
                 <w:b/>
                 <w:bCs/>
                 <w:color w:val="FFFFFF"/>
                 <w:sz w:val="18"/>
                 <w:szCs w:val="18"/>
+                <w:rFonts w:ascii="Cambria" w:cs="Cambria" w:eastAsia="Cambria" w:hAnsi="Cambria"/>
               </w:rPr>
               <w:t xml:space="preserve">Note</w:t>
             </w:r>
@@ -1193,12 +1193,12 @@
             </w:pPr>
             <w:r>
               <w:rPr>
-                <w:rFonts w:ascii="Cambria" w:cs="Cambria" w:eastAsia="Cambria" w:hAnsi="Cambria"/>
                 <w:b w:val="false"/>
                 <w:bCs w:val="false"/>
                 <w:color w:val="666666"/>
                 <w:sz w:val="18"/>
                 <w:szCs w:val="18"/>
+                <w:rFonts w:ascii="Cambria" w:cs="Cambria" w:eastAsia="Cambria" w:hAnsi="Cambria"/>
               </w:rPr>
               <w:t xml:space="preserve">2026-04-08</w:t>
             </w:r>
@@ -1227,12 +1227,12 @@
             </w:pPr>
             <w:r>
               <w:rPr>
-                <w:rFonts w:ascii="Cambria" w:cs="Cambria" w:eastAsia="Cambria" w:hAnsi="Cambria"/>
                 <w:b/>
                 <w:bCs/>
                 <w:color w:val="163A5F"/>
                 <w:sz w:val="17"/>
                 <w:szCs w:val="17"/>
+                <w:rFonts w:ascii="Cambria" w:cs="Cambria" w:eastAsia="Cambria" w:hAnsi="Cambria"/>
               </w:rPr>
               <w:t xml:space="preserve">Progress Update</w:t>
             </w:r>
@@ -1261,12 +1261,12 @@
             </w:pPr>
             <w:r>
               <w:rPr>
-                <w:rFonts w:ascii="Cambria" w:cs="Cambria" w:eastAsia="Cambria" w:hAnsi="Cambria"/>
                 <w:b w:val="false"/>
                 <w:bCs w:val="false"/>
                 <w:color w:val="333333"/>
                 <w:sz w:val="18"/>
                 <w:szCs w:val="18"/>
+                <w:rFonts w:ascii="Cambria" w:cs="Cambria" w:eastAsia="Cambria" w:hAnsi="Cambria"/>
               </w:rPr>
               <w:t xml:space="preserve">3 Sprints underway: Veteran, Apprenticeship, and Statewide Adoptions; 1 new Military Base demonstration project underway;  and several projects underway.</w:t>
             </w:r>
@@ -1297,12 +1297,12 @@
             </w:pPr>
             <w:r>
               <w:rPr>
-                <w:rFonts w:ascii="Cambria" w:cs="Cambria" w:eastAsia="Cambria" w:hAnsi="Cambria"/>
                 <w:b w:val="false"/>
                 <w:bCs w:val="false"/>
                 <w:color w:val="666666"/>
                 <w:sz w:val="18"/>
                 <w:szCs w:val="18"/>
+                <w:rFonts w:ascii="Cambria" w:cs="Cambria" w:eastAsia="Cambria" w:hAnsi="Cambria"/>
               </w:rPr>
               <w:t xml:space="preserve">2026-04-08</w:t>
             </w:r>
@@ -1331,12 +1331,12 @@
             </w:pPr>
             <w:r>
               <w:rPr>
-                <w:rFonts w:ascii="Cambria" w:cs="Cambria" w:eastAsia="Cambria" w:hAnsi="Cambria"/>
                 <w:b/>
                 <w:bCs/>
                 <w:color w:val="C9A84C"/>
                 <w:sz w:val="17"/>
                 <w:szCs w:val="17"/>
+                <w:rFonts w:ascii="Cambria" w:cs="Cambria" w:eastAsia="Cambria" w:hAnsi="Cambria"/>
               </w:rPr>
               <w:t xml:space="preserve">Workplan</w:t>
             </w:r>
@@ -1365,12 +1365,12 @@
             </w:pPr>
             <w:r>
               <w:rPr>
-                <w:rFonts w:ascii="Cambria" w:cs="Cambria" w:eastAsia="Cambria" w:hAnsi="Cambria"/>
                 <w:b w:val="false"/>
                 <w:bCs w:val="false"/>
                 <w:color w:val="333333"/>
                 <w:sz w:val="18"/>
                 <w:szCs w:val="18"/>
+                <w:rFonts w:ascii="Cambria" w:cs="Cambria" w:eastAsia="Cambria" w:hAnsi="Cambria"/>
               </w:rPr>
               <w:t xml:space="preserve">Veteran Sprint: 20,991 JSTs uploaded (62% of ~34,000 target). 75 colleges awarding basic training credit (up from ~15% baseline). 679 unique ACE credit recommendations covered. $163M estimated savings.</w:t>
             </w:r>
@@ -1379,8 +1379,8 @@
       </w:tr>
     </w:tbl>
     <w:sectPr>
-      <w:headerReference w:type="default" r:id="rId7"/>
-      <w:footerReference w:type="default" r:id="rId8"/>
+      <w:headerReference w:type="default" r:id="rId6"/>
+      <w:footerReference w:type="default" r:id="rId7"/>
       <w:pgSz w:w="12240" w:h="15840" w:orient="portrait"/>
       <w:pgMar w:top="720" w:right="720" w:bottom="720" w:left="720" w:header="708" w:footer="708" w:gutter="0"/>
       <w:pgNumType/>
@@ -1392,43 +1392,6 @@
 
 <file path=word/comments.xml><?xml version="1.0" encoding="utf-8"?>
 <w:comments xmlns:cx="http://schemas.microsoft.com/office/drawing/2014/chartex" xmlns:cx1="http://schemas.microsoft.com/office/drawing/2015/9/8/chartex" xmlns:cx2="http://schemas.microsoft.com/office/drawing/2015/10/21/chartex" xmlns:cx3="http://schemas.microsoft.com/office/drawing/2016/5/9/chartex" xmlns:cx4="http://schemas.microsoft.com/office/drawing/2016/5/10/chartex" xmlns:cx5="http://schemas.microsoft.com/office/drawing/2016/5/11/chartex" xmlns:cx6="http://schemas.microsoft.com/office/drawing/2016/5/12/chartex" xmlns:cx7="http://schemas.microsoft.com/office/drawing/2016/5/13/chartex" xmlns:cx8="http://schemas.microsoft.com/office/drawing/2016/5/14/chartex" xmlns:mc="http://schemas.openxmlformats.org/markup-compatibility/2006" xmlns:aink="http://schemas.microsoft.com/office/drawing/2016/ink" xmlns:am3d="http://schemas.microsoft.com/office/drawing/2017/model3d" xmlns:o="urn:schemas-microsoft-com:office:office" xmlns:r="http://schemas.openxmlformats.org/officeDocument/2006/relationships" xmlns:m="http://schemas.openxmlformats.org/officeDocument/2006/math" xmlns:v="urn:schemas-microsoft-com:vml" xmlns:wp14="http://schemas.microsoft.com/office/word/2010/wordprocessingDrawing" xmlns:wp="http://schemas.openxmlformats.org/drawingml/2006/wordprocessingDrawing" xmlns:w10="urn:schemas-microsoft-com:office:word" xmlns:w="http://schemas.openxmlformats.org/wordprocessingml/2006/main" xmlns:w14="http://schemas.microsoft.com/office/word/2010/wordml" xmlns:w15="http://schemas.microsoft.com/office/word/2012/wordml" xmlns:w16cex="http://schemas.microsoft.com/office/word/2018/wordml/cex" xmlns:w16cid="http://schemas.microsoft.com/office/word/2016/wordml/cid" xmlns:w16="http://schemas.microsoft.com/office/word/2018/wordml" xmlns:w16sdtdh="http://schemas.microsoft.com/office/word/2020/wordml/sdtdatahash" xmlns:w16se="http://schemas.microsoft.com/office/word/2015/wordml/symex" xmlns:wpg="http://schemas.microsoft.com/office/word/2010/wordprocessingGroup" xmlns:wpi="http://schemas.microsoft.com/office/word/2010/wordprocessingInk" xmlns:wne="http://schemas.microsoft.com/office/word/2006/wordml" xmlns:wps="http://schemas.microsoft.com/office/word/2010/wordprocessingShape"/>
-</file>
-
-<file path=word/endnotes.xml><?xml version="1.0" encoding="utf-8"?>
-<w:endnotes xmlns:wpc="http://schemas.microsoft.com/office/word/2010/wordprocessingCanvas" xmlns:mc="http://schemas.openxmlformats.org/markup-compatibility/2006" xmlns:o="urn:schemas-microsoft-com:office:office" xmlns:r="http://schemas.openxmlformats.org/officeDocument/2006/relationships" xmlns:m="http://schemas.openxmlformats.org/officeDocument/2006/math" xmlns:v="urn:schemas-microsoft-com:vml" xmlns:wp14="http://schemas.microsoft.com/office/word/2010/wordprocessingDrawing" xmlns:wp="http://schemas.openxmlformats.org/drawingml/2006/wordprocessingDrawing" xmlns:w10="urn:schemas-microsoft-com:office:word" xmlns:w="http://schemas.openxmlformats.org/wordprocessingml/2006/main" xmlns:w14="http://schemas.microsoft.com/office/word/2010/wordml" xmlns:w15="http://schemas.microsoft.com/office/word/2012/wordml" xmlns:wpg="http://schemas.microsoft.com/office/word/2010/wordprocessingGroup" xmlns:wpi="http://schemas.microsoft.com/office/word/2010/wordprocessingInk" xmlns:wne="http://schemas.microsoft.com/office/word/2006/wordml" xmlns:wps="http://schemas.microsoft.com/office/word/2010/wordprocessingShape" mc:Ignorable="w14 w15 wp14">
-  <w:endnote w:type="separator" w:id="-1">
-    <w:p>
-      <w:pPr>
-        <w:spacing w:after="0" w:line="240" w:lineRule="auto"/>
-      </w:pPr>
-      <w:r>
-        <w:rPr>
-          <w:rStyle w:val="EndnoteReference"/>
-        </w:rPr>
-        <w:endnoteRef/>
-      </w:r>
-      <w:r>
-        <w:separator/>
-      </w:r>
-    </w:p>
-  </w:endnote>
-  <w:endnote w:type="continuationSeparator" w:id="0">
-    <w:p>
-      <w:pPr>
-        <w:spacing w:after="0" w:line="240" w:lineRule="auto"/>
-      </w:pPr>
-      <w:r>
-        <w:rPr>
-          <w:rStyle w:val="EndnoteReference"/>
-        </w:rPr>
-        <w:endnoteRef/>
-      </w:r>
-      <w:r>
-        <w:continuationSeparator/>
-      </w:r>
-    </w:p>
-  </w:endnote>
-</w:endnotes>
 </file>
 
 <file path=word/footer1.xml><?xml version="1.0" encoding="utf-8"?>
@@ -1444,12 +1407,12 @@
     </w:pPr>
     <w:r>
       <w:rPr>
-        <w:rFonts w:ascii="Cambria" w:cs="Cambria" w:eastAsia="Cambria" w:hAnsi="Cambria"/>
         <w:color w:val="666666"/>
         <w:sz w:val="14"/>
         <w:szCs w:val="14"/>
+        <w:rFonts w:ascii="Cambria" w:cs="Cambria" w:eastAsia="Cambria" w:hAnsi="Cambria"/>
       </w:rPr>
-      <w:t xml:space="preserve">Generated April 14, 2026  |  California Community Colleges  |  MAP Initiative</w:t>
+      <w:t xml:space="preserve">Generated July 2, 2026  |  California Community Colleges  |  MAP Initiative</w:t>
     </w:r>
     <w:r>
       <w:rPr>
@@ -1459,19 +1422,19 @@
     </w:r>
     <w:r>
       <w:rPr>
-        <w:rFonts w:ascii="Cambria" w:cs="Cambria" w:eastAsia="Cambria" w:hAnsi="Cambria"/>
         <w:color w:val="666666"/>
         <w:sz w:val="14"/>
         <w:szCs w:val="14"/>
+        <w:rFonts w:ascii="Cambria" w:cs="Cambria" w:eastAsia="Cambria" w:hAnsi="Cambria"/>
       </w:rPr>
       <w:t xml:space="preserve">Page </w:t>
     </w:r>
     <w:r>
       <w:rPr>
-        <w:rFonts w:ascii="Cambria" w:cs="Cambria" w:eastAsia="Cambria" w:hAnsi="Cambria"/>
         <w:color w:val="666666"/>
         <w:sz w:val="14"/>
         <w:szCs w:val="14"/>
+        <w:rFonts w:ascii="Cambria" w:cs="Cambria" w:eastAsia="Cambria" w:hAnsi="Cambria"/>
       </w:rPr>
       <w:fldChar w:fldCharType="begin"/>
       <w:instrText xml:space="preserve">PAGE</w:instrText>
@@ -1532,21 +1495,21 @@
     </w:pPr>
     <w:r>
       <w:rPr>
-        <w:rFonts w:ascii="Cambria" w:cs="Cambria" w:eastAsia="Cambria" w:hAnsi="Cambria"/>
         <w:b/>
         <w:bCs/>
         <w:color w:val="0A2240"/>
         <w:sz w:val="16"/>
         <w:szCs w:val="16"/>
+        <w:rFonts w:ascii="Cambria" w:cs="Cambria" w:eastAsia="Cambria" w:hAnsi="Cambria"/>
       </w:rPr>
       <w:t xml:space="preserve">Credit for Prior Learning Workplan  </w:t>
     </w:r>
     <w:r>
       <w:rPr>
-        <w:rFonts w:ascii="Cambria" w:cs="Cambria" w:eastAsia="Cambria" w:hAnsi="Cambria"/>
         <w:color w:val="666666"/>
         <w:sz w:val="16"/>
         <w:szCs w:val="16"/>
+        <w:rFonts w:ascii="Cambria" w:cs="Cambria" w:eastAsia="Cambria" w:hAnsi="Cambria"/>
       </w:rPr>
       <w:t xml:space="preserve">|  Sprints and Projects</w:t>
     </w:r>
@@ -1678,9 +1641,9 @@
   <w:docDefaults>
     <w:rPrDefault>
       <w:rPr>
-        <w:rFonts w:ascii="Cambria" w:cs="Cambria" w:eastAsia="Cambria" w:hAnsi="Cambria"/>
         <w:sz w:val="22"/>
         <w:szCs w:val="22"/>
+        <w:rFonts w:ascii="Cambria" w:cs="Cambria" w:eastAsia="Cambria" w:hAnsi="Cambria"/>
       </w:rPr>
     </w:rPrDefault>
     <w:pPrDefault/>
@@ -1778,8 +1741,8 @@
     <w:uiPriority w:val="99"/>
     <w:unhideWhenUsed/>
     <w:rPr>
+      <w:u w:val="single"/>
       <w:color w:val="0563C1"/>
-      <w:u w:val="single"/>
     </w:rPr>
   </w:style>
   <w:style w:type="character" w:styleId="FootnoteReference">
@@ -1819,59 +1782,22 @@
       <w:szCs w:val="20"/>
     </w:rPr>
   </w:style>
-  <w:style w:type="character" w:styleId="EndnoteReference">
-    <w:name w:val="endnote reference"/>
-    <w:basedOn w:val="DefaultParagraphFont"/>
-    <w:uiPriority w:val="99"/>
-    <w:semiHidden/>
-    <w:unhideWhenUsed/>
-    <w:rPr>
-      <w:vertAlign w:val="superscript"/>
-    </w:rPr>
-  </w:style>
-  <w:style w:type="paragraph" w:styleId="EndnoteText">
-    <w:name w:val="endnote text"/>
-    <w:basedOn w:val="Normal"/>
-    <w:link w:val="EndnoteTextChar"/>
-    <w:uiPriority w:val="99"/>
-    <w:semiHidden/>
-    <w:unhideWhenUsed/>
-    <w:pPr>
-      <w:spacing w:after="0" w:line="240" w:lineRule="auto"/>
-    </w:pPr>
-    <w:rPr>
-      <w:sz w:val="20"/>
-      <w:szCs w:val="20"/>
-    </w:rPr>
-  </w:style>
-  <w:style w:type="character" w:styleId="EndnoteTextChar">
-    <w:name w:val="Endnote Text Char"/>
-    <w:basedOn w:val="DefaultParagraphFont"/>
-    <w:link w:val="EndnoteText"/>
-    <w:uiPriority w:val="99"/>
-    <w:semiHidden/>
-    <w:unhideWhenUsed/>
-    <w:rPr>
-      <w:sz w:val="20"/>
-      <w:szCs w:val="20"/>
-    </w:rPr>
-  </w:style>
   <w:style w:type="paragraph" w:styleId="Heading1">
     <w:name w:val="Heading 1"/>
     <w:basedOn w:val="Normal"/>
     <w:next w:val="Normal"/>
     <w:qFormat/>
     <w:pPr>
-      <w:spacing w:after="160" w:before="300"/>
+      <w:spacing w:before="300" w:after="160"/>
       <w:outlineLvl w:val="0"/>
     </w:pPr>
     <w:rPr>
-      <w:rFonts w:ascii="Cambria" w:cs="Cambria" w:eastAsia="Cambria" w:hAnsi="Cambria"/>
       <w:b/>
       <w:bCs/>
       <w:color w:val="0A2240"/>
       <w:sz w:val="32"/>
       <w:szCs w:val="32"/>
+      <w:rFonts w:ascii="Cambria" w:cs="Cambria" w:eastAsia="Cambria" w:hAnsi="Cambria"/>
     </w:rPr>
   </w:style>
   <w:style w:type="paragraph" w:styleId="Heading2">
@@ -1880,16 +1806,16 @@
     <w:next w:val="Normal"/>
     <w:qFormat/>
     <w:pPr>
-      <w:spacing w:after="120" w:before="240"/>
+      <w:spacing w:before="240" w:after="120"/>
       <w:outlineLvl w:val="1"/>
     </w:pPr>
     <w:rPr>
-      <w:rFonts w:ascii="Cambria" w:cs="Cambria" w:eastAsia="Cambria" w:hAnsi="Cambria"/>
       <w:b/>
       <w:bCs/>
       <w:color w:val="163A5F"/>
       <w:sz w:val="26"/>
       <w:szCs w:val="26"/>
+      <w:rFonts w:ascii="Cambria" w:cs="Cambria" w:eastAsia="Cambria" w:hAnsi="Cambria"/>
     </w:rPr>
   </w:style>
   <w:style w:type="paragraph" w:styleId="Heading3">
@@ -1898,16 +1824,16 @@
     <w:next w:val="Normal"/>
     <w:qFormat/>
     <w:pPr>
-      <w:spacing w:after="100" w:before="180"/>
+      <w:spacing w:before="180" w:after="100"/>
       <w:outlineLvl w:val="2"/>
     </w:pPr>
     <w:rPr>
-      <w:rFonts w:ascii="Cambria" w:cs="Cambria" w:eastAsia="Cambria" w:hAnsi="Cambria"/>
       <w:b/>
       <w:bCs/>
       <w:color w:val="163A5F"/>
       <w:sz w:val="23"/>
       <w:szCs w:val="23"/>
+      <w:rFonts w:ascii="Cambria" w:cs="Cambria" w:eastAsia="Cambria" w:hAnsi="Cambria"/>
     </w:rPr>
   </w:style>
 </w:styles>

--- a/reports/projects/4.1_Report.docx
+++ b/reports/projects/4.1_Report.docx
@@ -64,7 +64,7 @@
           <w:szCs w:val="19"/>
           <w:rFonts w:ascii="Cambria" w:cs="Cambria" w:eastAsia="Cambria" w:hAnsi="Cambria"/>
         </w:rPr>
-        <w:t xml:space="preserve">July 2, 2026</w:t>
+        <w:t xml:space="preserve">July 3, 2026</w:t>
       </w:r>
     </w:p>
     <w:tbl>
@@ -979,7 +979,7 @@
           <w:szCs w:val="21"/>
           <w:rFonts w:ascii="Cambria" w:cs="Cambria" w:eastAsia="Cambria" w:hAnsi="Cambria"/>
         </w:rPr>
-        <w:t xml:space="preserve">All four Sprints or Demo Projects are well underway. Much work and effort must be placed in the Veterans Sprint and STAT efforts yet the Apprenticeship and 29 Palms MCB Sprints are exceeding expectations.</w:t>
+        <w:t xml:space="preserve">The Apprenticeship Sprint is building CPL infrastructure to convert registered apprenticeship training into college credit at scale across construction, fire science, and corrections disciplines, building on existing articulation records across 34 colleges and active partnerships with Futuro Health, DSP/DDS, Cal-JAC, Iron Workers, IBEW, and Western Carpenters. Year 1 (FY 2026–27) targets include 10,000 apprenticeship students uploaded into MAP, 200 CPL exhibits developed across 35 colleges articulating 1,000 course sections, and completion of a statewide outreach plan.</w:t>
       </w:r>
     </w:p>
     <w:p>
@@ -1412,7 +1412,7 @@
         <w:szCs w:val="14"/>
         <w:rFonts w:ascii="Cambria" w:cs="Cambria" w:eastAsia="Cambria" w:hAnsi="Cambria"/>
       </w:rPr>
-      <w:t xml:space="preserve">Generated July 2, 2026  |  California Community Colleges  |  MAP Initiative</w:t>
+      <w:t xml:space="preserve">Generated July 3, 2026  |  California Community Colleges  |  MAP Initiative</w:t>
     </w:r>
     <w:r>
       <w:rPr>

--- a/reports/projects/4.1_Report.docx
+++ b/reports/projects/4.1_Report.docx
@@ -1412,7 +1412,7 @@
         <w:szCs w:val="14"/>
         <w:rFonts w:ascii="Cambria" w:cs="Cambria" w:eastAsia="Cambria" w:hAnsi="Cambria"/>
       </w:rPr>
-      <w:t xml:space="preserve">Generated July 3, 2026  |  California Community Colleges  |  MAP Initiative</w:t>
+      <w:t xml:space="preserve">Generated July 3, 2026  |  California Community Colleges  |  CPL Initiative</w:t>
     </w:r>
     <w:r>
       <w:rPr>

--- a/reports/projects/4.1_Report.docx
+++ b/reports/projects/4.1_Report.docx
@@ -64,7 +64,7 @@
           <w:szCs w:val="19"/>
           <w:rFonts w:ascii="Cambria" w:cs="Cambria" w:eastAsia="Cambria" w:hAnsi="Cambria"/>
         </w:rPr>
-        <w:t xml:space="preserve">July 3, 2026</w:t>
+        <w:t xml:space="preserve">July 4, 2026</w:t>
       </w:r>
     </w:p>
     <w:tbl>
@@ -1412,7 +1412,7 @@
         <w:szCs w:val="14"/>
         <w:rFonts w:ascii="Cambria" w:cs="Cambria" w:eastAsia="Cambria" w:hAnsi="Cambria"/>
       </w:rPr>
-      <w:t xml:space="preserve">Generated July 3, 2026  |  California Community Colleges  |  CPL Initiative</w:t>
+      <w:t xml:space="preserve">Generated July 4, 2026  |  California Community Colleges  |  CPL Initiative</w:t>
     </w:r>
     <w:r>
       <w:rPr>

--- a/reports/projects/4.1_Report.docx
+++ b/reports/projects/4.1_Report.docx
@@ -64,7 +64,7 @@
           <w:szCs w:val="19"/>
           <w:rFonts w:ascii="Cambria" w:cs="Cambria" w:eastAsia="Cambria" w:hAnsi="Cambria"/>
         </w:rPr>
-        <w:t xml:space="preserve">July 4, 2026</w:t>
+        <w:t xml:space="preserve">July 5, 2026</w:t>
       </w:r>
     </w:p>
     <w:tbl>
@@ -1412,7 +1412,7 @@
         <w:szCs w:val="14"/>
         <w:rFonts w:ascii="Cambria" w:cs="Cambria" w:eastAsia="Cambria" w:hAnsi="Cambria"/>
       </w:rPr>
-      <w:t xml:space="preserve">Generated July 4, 2026  |  California Community Colleges  |  CPL Initiative</w:t>
+      <w:t xml:space="preserve">Generated July 5, 2026  |  California Community Colleges  |  CPL Initiative</w:t>
     </w:r>
     <w:r>
       <w:rPr>

--- a/reports/projects/4.1_Report.docx
+++ b/reports/projects/4.1_Report.docx
@@ -64,7 +64,7 @@
           <w:szCs w:val="19"/>
           <w:rFonts w:ascii="Cambria" w:cs="Cambria" w:eastAsia="Cambria" w:hAnsi="Cambria"/>
         </w:rPr>
-        <w:t xml:space="preserve">July 5, 2026</w:t>
+        <w:t xml:space="preserve">July 6, 2026</w:t>
       </w:r>
     </w:p>
     <w:tbl>
@@ -1412,7 +1412,7 @@
         <w:szCs w:val="14"/>
         <w:rFonts w:ascii="Cambria" w:cs="Cambria" w:eastAsia="Cambria" w:hAnsi="Cambria"/>
       </w:rPr>
-      <w:t xml:space="preserve">Generated July 5, 2026  |  California Community Colleges  |  CPL Initiative</w:t>
+      <w:t xml:space="preserve">Generated July 6, 2026  |  California Community Colleges  |  CPL Initiative</w:t>
     </w:r>
     <w:r>
       <w:rPr>

--- a/reports/projects/4.1_Report.docx
+++ b/reports/projects/4.1_Report.docx
@@ -64,7 +64,7 @@
           <w:szCs w:val="19"/>
           <w:rFonts w:ascii="Cambria" w:cs="Cambria" w:eastAsia="Cambria" w:hAnsi="Cambria"/>
         </w:rPr>
-        <w:t xml:space="preserve">July 6, 2026</w:t>
+        <w:t xml:space="preserve">July 7, 2026</w:t>
       </w:r>
     </w:p>
     <w:tbl>
@@ -1412,7 +1412,7 @@
         <w:szCs w:val="14"/>
         <w:rFonts w:ascii="Cambria" w:cs="Cambria" w:eastAsia="Cambria" w:hAnsi="Cambria"/>
       </w:rPr>
-      <w:t xml:space="preserve">Generated July 6, 2026  |  California Community Colleges  |  CPL Initiative</w:t>
+      <w:t xml:space="preserve">Generated July 7, 2026  |  California Community Colleges  |  CPL Initiative</w:t>
     </w:r>
     <w:r>
       <w:rPr>

--- a/reports/projects/4.1_Report.docx
+++ b/reports/projects/4.1_Report.docx
@@ -64,7 +64,7 @@
           <w:szCs w:val="19"/>
           <w:rFonts w:ascii="Cambria" w:cs="Cambria" w:eastAsia="Cambria" w:hAnsi="Cambria"/>
         </w:rPr>
-        <w:t xml:space="preserve">July 7, 2026</w:t>
+        <w:t xml:space="preserve">July 8, 2026</w:t>
       </w:r>
     </w:p>
     <w:tbl>
@@ -1412,7 +1412,7 @@
         <w:szCs w:val="14"/>
         <w:rFonts w:ascii="Cambria" w:cs="Cambria" w:eastAsia="Cambria" w:hAnsi="Cambria"/>
       </w:rPr>
-      <w:t xml:space="preserve">Generated July 7, 2026  |  California Community Colleges  |  CPL Initiative</w:t>
+      <w:t xml:space="preserve">Generated July 8, 2026  |  California Community Colleges  |  CPL Initiative</w:t>
     </w:r>
     <w:r>
       <w:rPr>

--- a/reports/projects/4.1_Report.docx
+++ b/reports/projects/4.1_Report.docx
@@ -64,7 +64,7 @@
           <w:szCs w:val="19"/>
           <w:rFonts w:ascii="Cambria" w:cs="Cambria" w:eastAsia="Cambria" w:hAnsi="Cambria"/>
         </w:rPr>
-        <w:t xml:space="preserve">July 8, 2026</w:t>
+        <w:t xml:space="preserve">July 9, 2026</w:t>
       </w:r>
     </w:p>
     <w:tbl>
@@ -1412,7 +1412,7 @@
         <w:szCs w:val="14"/>
         <w:rFonts w:ascii="Cambria" w:cs="Cambria" w:eastAsia="Cambria" w:hAnsi="Cambria"/>
       </w:rPr>
-      <w:t xml:space="preserve">Generated July 8, 2026  |  California Community Colleges  |  CPL Initiative</w:t>
+      <w:t xml:space="preserve">Generated July 9, 2026  |  California Community Colleges  |  CPL Initiative</w:t>
     </w:r>
     <w:r>
       <w:rPr>

--- a/reports/projects/4.1_Report.docx
+++ b/reports/projects/4.1_Report.docx
@@ -64,7 +64,7 @@
           <w:szCs w:val="19"/>
           <w:rFonts w:ascii="Cambria" w:cs="Cambria" w:eastAsia="Cambria" w:hAnsi="Cambria"/>
         </w:rPr>
-        <w:t xml:space="preserve">July 9, 2026</w:t>
+        <w:t xml:space="preserve">July 10, 2026</w:t>
       </w:r>
     </w:p>
     <w:tbl>
@@ -1412,7 +1412,7 @@
         <w:szCs w:val="14"/>
         <w:rFonts w:ascii="Cambria" w:cs="Cambria" w:eastAsia="Cambria" w:hAnsi="Cambria"/>
       </w:rPr>
-      <w:t xml:space="preserve">Generated July 9, 2026  |  California Community Colleges  |  CPL Initiative</w:t>
+      <w:t xml:space="preserve">Generated July 10, 2026  |  California Community Colleges  |  CPL Initiative</w:t>
     </w:r>
     <w:r>
       <w:rPr>

--- a/reports/projects/4.1_Report.docx
+++ b/reports/projects/4.1_Report.docx
@@ -64,7 +64,7 @@
           <w:szCs w:val="19"/>
           <w:rFonts w:ascii="Cambria" w:cs="Cambria" w:eastAsia="Cambria" w:hAnsi="Cambria"/>
         </w:rPr>
-        <w:t xml:space="preserve">July 10, 2026</w:t>
+        <w:t xml:space="preserve">July 11, 2026</w:t>
       </w:r>
     </w:p>
     <w:tbl>
@@ -1412,7 +1412,7 @@
         <w:szCs w:val="14"/>
         <w:rFonts w:ascii="Cambria" w:cs="Cambria" w:eastAsia="Cambria" w:hAnsi="Cambria"/>
       </w:rPr>
-      <w:t xml:space="preserve">Generated July 10, 2026  |  California Community Colleges  |  CPL Initiative</w:t>
+      <w:t xml:space="preserve">Generated July 11, 2026  |  California Community Colleges  |  CPL Initiative</w:t>
     </w:r>
     <w:r>
       <w:rPr>

--- a/reports/projects/4.1_Report.docx
+++ b/reports/projects/4.1_Report.docx
@@ -64,7 +64,7 @@
           <w:szCs w:val="19"/>
           <w:rFonts w:ascii="Cambria" w:cs="Cambria" w:eastAsia="Cambria" w:hAnsi="Cambria"/>
         </w:rPr>
-        <w:t xml:space="preserve">July 11, 2026</w:t>
+        <w:t xml:space="preserve">July 12, 2026</w:t>
       </w:r>
     </w:p>
     <w:tbl>
@@ -1412,7 +1412,7 @@
         <w:szCs w:val="14"/>
         <w:rFonts w:ascii="Cambria" w:cs="Cambria" w:eastAsia="Cambria" w:hAnsi="Cambria"/>
       </w:rPr>
-      <w:t xml:space="preserve">Generated July 11, 2026  |  California Community Colleges  |  CPL Initiative</w:t>
+      <w:t xml:space="preserve">Generated July 12, 2026  |  California Community Colleges  |  CPL Initiative</w:t>
     </w:r>
     <w:r>
       <w:rPr>

--- a/reports/projects/4.1_Report.docx
+++ b/reports/projects/4.1_Report.docx
@@ -64,7 +64,7 @@
           <w:szCs w:val="19"/>
           <w:rFonts w:ascii="Cambria" w:cs="Cambria" w:eastAsia="Cambria" w:hAnsi="Cambria"/>
         </w:rPr>
-        <w:t xml:space="preserve">July 12, 2026</w:t>
+        <w:t xml:space="preserve">July 13, 2026</w:t>
       </w:r>
     </w:p>
     <w:tbl>
@@ -1412,7 +1412,7 @@
         <w:szCs w:val="14"/>
         <w:rFonts w:ascii="Cambria" w:cs="Cambria" w:eastAsia="Cambria" w:hAnsi="Cambria"/>
       </w:rPr>
-      <w:t xml:space="preserve">Generated July 12, 2026  |  California Community Colleges  |  CPL Initiative</w:t>
+      <w:t xml:space="preserve">Generated July 13, 2026  |  California Community Colleges  |  CPL Initiative</w:t>
     </w:r>
     <w:r>
       <w:rPr>

--- a/reports/projects/4.1_Report.docx
+++ b/reports/projects/4.1_Report.docx
@@ -64,7 +64,7 @@
           <w:szCs w:val="19"/>
           <w:rFonts w:ascii="Cambria" w:cs="Cambria" w:eastAsia="Cambria" w:hAnsi="Cambria"/>
         </w:rPr>
-        <w:t xml:space="preserve">July 13, 2026</w:t>
+        <w:t xml:space="preserve">July 14, 2026</w:t>
       </w:r>
     </w:p>
     <w:tbl>
@@ -1412,7 +1412,7 @@
         <w:szCs w:val="14"/>
         <w:rFonts w:ascii="Cambria" w:cs="Cambria" w:eastAsia="Cambria" w:hAnsi="Cambria"/>
       </w:rPr>
-      <w:t xml:space="preserve">Generated July 13, 2026  |  California Community Colleges  |  CPL Initiative</w:t>
+      <w:t xml:space="preserve">Generated July 14, 2026  |  California Community Colleges  |  CPL Initiative</w:t>
     </w:r>
     <w:r>
       <w:rPr>

--- a/reports/projects/4.1_Report.docx
+++ b/reports/projects/4.1_Report.docx
@@ -64,7 +64,7 @@
           <w:szCs w:val="19"/>
           <w:rFonts w:ascii="Cambria" w:cs="Cambria" w:eastAsia="Cambria" w:hAnsi="Cambria"/>
         </w:rPr>
-        <w:t xml:space="preserve">July 14, 2026</w:t>
+        <w:t xml:space="preserve">July 15, 2026</w:t>
       </w:r>
     </w:p>
     <w:tbl>
@@ -1412,7 +1412,7 @@
         <w:szCs w:val="14"/>
         <w:rFonts w:ascii="Cambria" w:cs="Cambria" w:eastAsia="Cambria" w:hAnsi="Cambria"/>
       </w:rPr>
-      <w:t xml:space="preserve">Generated July 14, 2026  |  California Community Colleges  |  CPL Initiative</w:t>
+      <w:t xml:space="preserve">Generated July 15, 2026  |  California Community Colleges  |  CPL Initiative</w:t>
     </w:r>
     <w:r>
       <w:rPr>

--- a/reports/projects/4.1_Report.docx
+++ b/reports/projects/4.1_Report.docx
@@ -64,7 +64,7 @@
           <w:szCs w:val="19"/>
           <w:rFonts w:ascii="Cambria" w:cs="Cambria" w:eastAsia="Cambria" w:hAnsi="Cambria"/>
         </w:rPr>
-        <w:t xml:space="preserve">July 15, 2026</w:t>
+        <w:t xml:space="preserve">July 16, 2026</w:t>
       </w:r>
     </w:p>
     <w:tbl>
@@ -1412,7 +1412,7 @@
         <w:szCs w:val="14"/>
         <w:rFonts w:ascii="Cambria" w:cs="Cambria" w:eastAsia="Cambria" w:hAnsi="Cambria"/>
       </w:rPr>
-      <w:t xml:space="preserve">Generated July 15, 2026  |  California Community Colleges  |  CPL Initiative</w:t>
+      <w:t xml:space="preserve">Generated July 16, 2026  |  California Community Colleges  |  CPL Initiative</w:t>
     </w:r>
     <w:r>
       <w:rPr>

--- a/reports/projects/4.1_Report.docx
+++ b/reports/projects/4.1_Report.docx
@@ -64,7 +64,7 @@
           <w:szCs w:val="19"/>
           <w:rFonts w:ascii="Cambria" w:cs="Cambria" w:eastAsia="Cambria" w:hAnsi="Cambria"/>
         </w:rPr>
-        <w:t xml:space="preserve">July 16, 2026</w:t>
+        <w:t xml:space="preserve">July 17, 2026</w:t>
       </w:r>
     </w:p>
     <w:tbl>
@@ -1412,7 +1412,7 @@
         <w:szCs w:val="14"/>
         <w:rFonts w:ascii="Cambria" w:cs="Cambria" w:eastAsia="Cambria" w:hAnsi="Cambria"/>
       </w:rPr>
-      <w:t xml:space="preserve">Generated July 16, 2026  |  California Community Colleges  |  CPL Initiative</w:t>
+      <w:t xml:space="preserve">Generated July 17, 2026  |  California Community Colleges  |  CPL Initiative</w:t>
     </w:r>
     <w:r>
       <w:rPr>

--- a/reports/projects/4.1_Report.docx
+++ b/reports/projects/4.1_Report.docx
@@ -64,7 +64,7 @@
           <w:szCs w:val="19"/>
           <w:rFonts w:ascii="Cambria" w:cs="Cambria" w:eastAsia="Cambria" w:hAnsi="Cambria"/>
         </w:rPr>
-        <w:t xml:space="preserve">July 17, 2026</w:t>
+        <w:t xml:space="preserve">July 18, 2026</w:t>
       </w:r>
     </w:p>
     <w:tbl>
@@ -1412,7 +1412,7 @@
         <w:szCs w:val="14"/>
         <w:rFonts w:ascii="Cambria" w:cs="Cambria" w:eastAsia="Cambria" w:hAnsi="Cambria"/>
       </w:rPr>
-      <w:t xml:space="preserve">Generated July 17, 2026  |  California Community Colleges  |  CPL Initiative</w:t>
+      <w:t xml:space="preserve">Generated July 18, 2026  |  California Community Colleges  |  CPL Initiative</w:t>
     </w:r>
     <w:r>
       <w:rPr>

--- a/reports/projects/4.1_Report.docx
+++ b/reports/projects/4.1_Report.docx
@@ -64,7 +64,7 @@
           <w:szCs w:val="19"/>
           <w:rFonts w:ascii="Cambria" w:cs="Cambria" w:eastAsia="Cambria" w:hAnsi="Cambria"/>
         </w:rPr>
-        <w:t xml:space="preserve">July 18, 2026</w:t>
+        <w:t xml:space="preserve">July 19, 2026</w:t>
       </w:r>
     </w:p>
     <w:tbl>
@@ -1412,7 +1412,7 @@
         <w:szCs w:val="14"/>
         <w:rFonts w:ascii="Cambria" w:cs="Cambria" w:eastAsia="Cambria" w:hAnsi="Cambria"/>
       </w:rPr>
-      <w:t xml:space="preserve">Generated July 18, 2026  |  California Community Colleges  |  CPL Initiative</w:t>
+      <w:t xml:space="preserve">Generated July 19, 2026  |  California Community Colleges  |  CPL Initiative</w:t>
     </w:r>
     <w:r>
       <w:rPr>

--- a/reports/projects/4.1_Report.docx
+++ b/reports/projects/4.1_Report.docx
@@ -64,7 +64,7 @@
           <w:szCs w:val="19"/>
           <w:rFonts w:ascii="Cambria" w:cs="Cambria" w:eastAsia="Cambria" w:hAnsi="Cambria"/>
         </w:rPr>
-        <w:t xml:space="preserve">July 19, 2026</w:t>
+        <w:t xml:space="preserve">July 20, 2026</w:t>
       </w:r>
     </w:p>
     <w:tbl>
@@ -1412,7 +1412,7 @@
         <w:szCs w:val="14"/>
         <w:rFonts w:ascii="Cambria" w:cs="Cambria" w:eastAsia="Cambria" w:hAnsi="Cambria"/>
       </w:rPr>
-      <w:t xml:space="preserve">Generated July 19, 2026  |  California Community Colleges  |  CPL Initiative</w:t>
+      <w:t xml:space="preserve">Generated July 20, 2026  |  California Community Colleges  |  CPL Initiative</w:t>
     </w:r>
     <w:r>
       <w:rPr>

--- a/reports/projects/4.1_Report.docx
+++ b/reports/projects/4.1_Report.docx
@@ -64,7 +64,7 @@
           <w:szCs w:val="19"/>
           <w:rFonts w:ascii="Cambria" w:cs="Cambria" w:eastAsia="Cambria" w:hAnsi="Cambria"/>
         </w:rPr>
-        <w:t xml:space="preserve">July 20, 2026</w:t>
+        <w:t xml:space="preserve">July 21, 2026</w:t>
       </w:r>
     </w:p>
     <w:tbl>
@@ -1412,7 +1412,7 @@
         <w:szCs w:val="14"/>
         <w:rFonts w:ascii="Cambria" w:cs="Cambria" w:eastAsia="Cambria" w:hAnsi="Cambria"/>
       </w:rPr>
-      <w:t xml:space="preserve">Generated July 20, 2026  |  California Community Colleges  |  CPL Initiative</w:t>
+      <w:t xml:space="preserve">Generated July 21, 2026  |  California Community Colleges  |  CPL Initiative</w:t>
     </w:r>
     <w:r>
       <w:rPr>

--- a/reports/projects/4.1_Report.docx
+++ b/reports/projects/4.1_Report.docx
@@ -64,7 +64,7 @@
           <w:szCs w:val="19"/>
           <w:rFonts w:ascii="Cambria" w:cs="Cambria" w:eastAsia="Cambria" w:hAnsi="Cambria"/>
         </w:rPr>
-        <w:t xml:space="preserve">July 21, 2026</w:t>
+        <w:t xml:space="preserve">July 22, 2026</w:t>
       </w:r>
     </w:p>
     <w:tbl>
@@ -1412,7 +1412,7 @@
         <w:szCs w:val="14"/>
         <w:rFonts w:ascii="Cambria" w:cs="Cambria" w:eastAsia="Cambria" w:hAnsi="Cambria"/>
       </w:rPr>
-      <w:t xml:space="preserve">Generated July 21, 2026  |  California Community Colleges  |  CPL Initiative</w:t>
+      <w:t xml:space="preserve">Generated July 22, 2026  |  California Community Colleges  |  CPL Initiative</w:t>
     </w:r>
     <w:r>
       <w:rPr>

--- a/reports/projects/4.1_Report.docx
+++ b/reports/projects/4.1_Report.docx
@@ -20,7 +20,7 @@
           <w:szCs w:val="32"/>
           <w:rFonts w:ascii="Cambria" w:cs="Cambria" w:eastAsia="Cambria" w:hAnsi="Cambria"/>
         </w:rPr>
-        <w:t xml:space="preserve">4.1  Sprints and Projects</w:t>
+        <w:t xml:space="preserve">4.1  Veteran Sprint</w:t>
       </w:r>
     </w:p>
     <w:p>
@@ -428,7 +428,7 @@
                 <w:szCs w:val="20"/>
                 <w:rFonts w:ascii="Cambria" w:cs="Cambria" w:eastAsia="Cambria" w:hAnsi="Cambria"/>
               </w:rPr>
-              <w:t xml:space="preserve">8 Count of sprints, projects underway</w:t>
+              <w:t xml:space="preserve">2 Count of sprint goal progress achieved</w:t>
             </w:r>
           </w:p>
         </w:tc>
@@ -638,7 +638,7 @@
                 <w:szCs w:val="20"/>
                 <w:rFonts w:ascii="Cambria" w:cs="Cambria" w:eastAsia="Cambria" w:hAnsi="Cambria"/>
               </w:rPr>
-              <w:t xml:space="preserve">8/1</w:t>
+              <w:t xml:space="preserve">2/1</w:t>
             </w:r>
           </w:p>
         </w:tc>
@@ -708,7 +708,7 @@
                 <w:szCs w:val="20"/>
                 <w:rFonts w:ascii="Cambria" w:cs="Cambria" w:eastAsia="Cambria" w:hAnsi="Cambria"/>
               </w:rPr>
-              <w:t xml:space="preserve">8/4</w:t>
+              <w:t xml:space="preserve">2/4</w:t>
             </w:r>
           </w:p>
         </w:tc>
@@ -778,7 +778,7 @@
                 <w:szCs w:val="20"/>
                 <w:rFonts w:ascii="Cambria" w:cs="Cambria" w:eastAsia="Cambria" w:hAnsi="Cambria"/>
               </w:rPr>
-              <w:t xml:space="preserve">8/7</w:t>
+              <w:t xml:space="preserve">2/7</w:t>
             </w:r>
           </w:p>
         </w:tc>
@@ -848,7 +848,7 @@
                 <w:szCs w:val="20"/>
                 <w:rFonts w:ascii="Cambria" w:cs="Cambria" w:eastAsia="Cambria" w:hAnsi="Cambria"/>
               </w:rPr>
-              <w:t xml:space="preserve">8/11</w:t>
+              <w:t xml:space="preserve">2/11</w:t>
             </w:r>
           </w:p>
         </w:tc>
@@ -918,7 +918,7 @@
                 <w:szCs w:val="20"/>
                 <w:rFonts w:ascii="Cambria" w:cs="Cambria" w:eastAsia="Cambria" w:hAnsi="Cambria"/>
               </w:rPr>
-              <w:t xml:space="preserve">8/15</w:t>
+              <w:t xml:space="preserve">2/15</w:t>
             </w:r>
           </w:p>
         </w:tc>
@@ -943,7 +943,7 @@
           <w:szCs w:val="21"/>
           <w:rFonts w:ascii="Cambria" w:cs="Cambria" w:eastAsia="Cambria" w:hAnsi="Cambria"/>
         </w:rPr>
-        <w:t xml:space="preserve">CPL sprints, pilot projects, CPL outreach, and demonstration projects are supported with new CPL opportunities and resources.</w:t>
+        <w:t xml:space="preserve">Ensure all 34,000+ enrolled CCC veterans have JSTs processed in MAP; 3 goals: JST upload, basic training credit, systemwide articulation, military base demonstration project</w:t>
       </w:r>
     </w:p>
     <w:p>
@@ -979,7 +979,7 @@
           <w:szCs w:val="21"/>
           <w:rFonts w:ascii="Cambria" w:cs="Cambria" w:eastAsia="Cambria" w:hAnsi="Cambria"/>
         </w:rPr>
-        <w:t xml:space="preserve">The Apprenticeship Sprint is building CPL infrastructure to convert registered apprenticeship training into college credit at scale across construction, fire science, and corrections disciplines, building on existing articulation records across 34 colleges and active partnerships with Futuro Health, DSP/DDS, Cal-JAC, Iron Workers, IBEW, and Western Carpenters. Year 1 (FY 2026–27) targets include 10,000 apprenticeship students uploaded into MAP, 200 CPL exhibits developed across 35 colleges articulating 1,000 course sections, and completion of a statewide outreach plan.</w:t>
+        <w:t xml:space="preserve">All four Sprints or Demo Projects are well underway. Much work and effort must be placed in the Veterans Sprint and STAT efforts yet the Apprenticeship and 29 Palms MCB Sprints are exceeding expectations.</w:t>
       </w:r>
     </w:p>
     <w:p>
@@ -1511,7 +1511,7 @@
         <w:szCs w:val="16"/>
         <w:rFonts w:ascii="Cambria" w:cs="Cambria" w:eastAsia="Cambria" w:hAnsi="Cambria"/>
       </w:rPr>
-      <w:t xml:space="preserve">|  Sprints and Projects</w:t>
+      <w:t xml:space="preserve">|  Veteran Sprint</w:t>
     </w:r>
   </w:p>
 </w:hdr>

--- a/reports/projects/4.1_Report.docx
+++ b/reports/projects/4.1_Report.docx
@@ -64,7 +64,7 @@
           <w:szCs w:val="19"/>
           <w:rFonts w:ascii="Cambria" w:cs="Cambria" w:eastAsia="Cambria" w:hAnsi="Cambria"/>
         </w:rPr>
-        <w:t xml:space="preserve">July 22, 2026</w:t>
+        <w:t xml:space="preserve">July 23, 2026</w:t>
       </w:r>
     </w:p>
     <w:tbl>
@@ -1412,7 +1412,7 @@
         <w:szCs w:val="14"/>
         <w:rFonts w:ascii="Cambria" w:cs="Cambria" w:eastAsia="Cambria" w:hAnsi="Cambria"/>
       </w:rPr>
-      <w:t xml:space="preserve">Generated July 22, 2026  |  California Community Colleges  |  CPL Initiative</w:t>
+      <w:t xml:space="preserve">Generated July 23, 2026  |  California Community Colleges  |  CPL Initiative</w:t>
     </w:r>
     <w:r>
       <w:rPr>

--- a/reports/projects/4.1_Report.docx
+++ b/reports/projects/4.1_Report.docx
@@ -64,7 +64,7 @@
           <w:szCs w:val="19"/>
           <w:rFonts w:ascii="Cambria" w:cs="Cambria" w:eastAsia="Cambria" w:hAnsi="Cambria"/>
         </w:rPr>
-        <w:t xml:space="preserve">July 23, 2026</w:t>
+        <w:t xml:space="preserve">July 24, 2026</w:t>
       </w:r>
     </w:p>
     <w:tbl>
@@ -1412,7 +1412,7 @@
         <w:szCs w:val="14"/>
         <w:rFonts w:ascii="Cambria" w:cs="Cambria" w:eastAsia="Cambria" w:hAnsi="Cambria"/>
       </w:rPr>
-      <w:t xml:space="preserve">Generated July 23, 2026  |  California Community Colleges  |  CPL Initiative</w:t>
+      <w:t xml:space="preserve">Generated July 24, 2026  |  California Community Colleges  |  CPL Initiative</w:t>
     </w:r>
     <w:r>
       <w:rPr>

--- a/reports/projects/4.1_Report.docx
+++ b/reports/projects/4.1_Report.docx
@@ -64,7 +64,7 @@
           <w:szCs w:val="19"/>
           <w:rFonts w:ascii="Cambria" w:cs="Cambria" w:eastAsia="Cambria" w:hAnsi="Cambria"/>
         </w:rPr>
-        <w:t xml:space="preserve">July 24, 2026</w:t>
+        <w:t xml:space="preserve">July 25, 2026</w:t>
       </w:r>
     </w:p>
     <w:tbl>
@@ -1412,7 +1412,7 @@
         <w:szCs w:val="14"/>
         <w:rFonts w:ascii="Cambria" w:cs="Cambria" w:eastAsia="Cambria" w:hAnsi="Cambria"/>
       </w:rPr>
-      <w:t xml:space="preserve">Generated July 24, 2026  |  California Community Colleges  |  CPL Initiative</w:t>
+      <w:t xml:space="preserve">Generated July 25, 2026  |  California Community Colleges  |  CPL Initiative</w:t>
     </w:r>
     <w:r>
       <w:rPr>

--- a/reports/projects/4.1_Report.docx
+++ b/reports/projects/4.1_Report.docx
@@ -64,7 +64,7 @@
           <w:szCs w:val="19"/>
           <w:rFonts w:ascii="Cambria" w:cs="Cambria" w:eastAsia="Cambria" w:hAnsi="Cambria"/>
         </w:rPr>
-        <w:t xml:space="preserve">July 25, 2026</w:t>
+        <w:t xml:space="preserve">July 26, 2026</w:t>
       </w:r>
     </w:p>
     <w:tbl>
@@ -1412,7 +1412,7 @@
         <w:szCs w:val="14"/>
         <w:rFonts w:ascii="Cambria" w:cs="Cambria" w:eastAsia="Cambria" w:hAnsi="Cambria"/>
       </w:rPr>
-      <w:t xml:space="preserve">Generated July 25, 2026  |  California Community Colleges  |  CPL Initiative</w:t>
+      <w:t xml:space="preserve">Generated July 26, 2026  |  California Community Colleges  |  CPL Initiative</w:t>
     </w:r>
     <w:r>
       <w:rPr>

--- a/reports/projects/4.1_Report.docx
+++ b/reports/projects/4.1_Report.docx
@@ -64,7 +64,7 @@
           <w:szCs w:val="19"/>
           <w:rFonts w:ascii="Cambria" w:cs="Cambria" w:eastAsia="Cambria" w:hAnsi="Cambria"/>
         </w:rPr>
-        <w:t xml:space="preserve">July 26, 2026</w:t>
+        <w:t xml:space="preserve">July 27, 2026</w:t>
       </w:r>
     </w:p>
     <w:tbl>
@@ -1412,7 +1412,7 @@
         <w:szCs w:val="14"/>
         <w:rFonts w:ascii="Cambria" w:cs="Cambria" w:eastAsia="Cambria" w:hAnsi="Cambria"/>
       </w:rPr>
-      <w:t xml:space="preserve">Generated July 26, 2026  |  California Community Colleges  |  CPL Initiative</w:t>
+      <w:t xml:space="preserve">Generated July 27, 2026  |  California Community Colleges  |  CPL Initiative</w:t>
     </w:r>
     <w:r>
       <w:rPr>

--- a/reports/projects/4.1_Report.docx
+++ b/reports/projects/4.1_Report.docx
@@ -498,7 +498,7 @@
                 <w:szCs w:val="20"/>
                 <w:rFonts w:ascii="Cambria" w:cs="Cambria" w:eastAsia="Cambria" w:hAnsi="Cambria"/>
               </w:rPr>
-              <w:t xml:space="preserve">15</w:t>
+              <w:t xml:space="preserve">5</w:t>
             </w:r>
           </w:p>
         </w:tc>
@@ -568,7 +568,7 @@
                 <w:szCs w:val="20"/>
                 <w:rFonts w:ascii="Cambria" w:cs="Cambria" w:eastAsia="Cambria" w:hAnsi="Cambria"/>
               </w:rPr>
-              <w:t xml:space="preserve">23</w:t>
+              <w:t xml:space="preserve">8</w:t>
             </w:r>
           </w:p>
         </w:tc>
@@ -708,7 +708,7 @@
                 <w:szCs w:val="20"/>
                 <w:rFonts w:ascii="Cambria" w:cs="Cambria" w:eastAsia="Cambria" w:hAnsi="Cambria"/>
               </w:rPr>
-              <w:t xml:space="preserve">2/4</w:t>
+              <w:t xml:space="preserve">2/2</w:t>
             </w:r>
           </w:p>
         </w:tc>
@@ -778,7 +778,7 @@
                 <w:szCs w:val="20"/>
                 <w:rFonts w:ascii="Cambria" w:cs="Cambria" w:eastAsia="Cambria" w:hAnsi="Cambria"/>
               </w:rPr>
-              <w:t xml:space="preserve">2/7</w:t>
+              <w:t xml:space="preserve">2/3</w:t>
             </w:r>
           </w:p>
         </w:tc>
@@ -848,7 +848,7 @@
                 <w:szCs w:val="20"/>
                 <w:rFonts w:ascii="Cambria" w:cs="Cambria" w:eastAsia="Cambria" w:hAnsi="Cambria"/>
               </w:rPr>
-              <w:t xml:space="preserve">2/11</w:t>
+              <w:t xml:space="preserve">2/4</w:t>
             </w:r>
           </w:p>
         </w:tc>
@@ -918,7 +918,7 @@
                 <w:szCs w:val="20"/>
                 <w:rFonts w:ascii="Cambria" w:cs="Cambria" w:eastAsia="Cambria" w:hAnsi="Cambria"/>
               </w:rPr>
-              <w:t xml:space="preserve">2/15</w:t>
+              <w:t xml:space="preserve">2/5</w:t>
             </w:r>
           </w:p>
         </w:tc>

--- a/reports/projects/4.1_Report.docx
+++ b/reports/projects/4.1_Report.docx
@@ -64,7 +64,7 @@
           <w:szCs w:val="19"/>
           <w:rFonts w:ascii="Cambria" w:cs="Cambria" w:eastAsia="Cambria" w:hAnsi="Cambria"/>
         </w:rPr>
-        <w:t xml:space="preserve">July 27, 2026</w:t>
+        <w:t xml:space="preserve">July 28, 2026</w:t>
       </w:r>
     </w:p>
     <w:tbl>
@@ -1412,7 +1412,7 @@
         <w:szCs w:val="14"/>
         <w:rFonts w:ascii="Cambria" w:cs="Cambria" w:eastAsia="Cambria" w:hAnsi="Cambria"/>
       </w:rPr>
-      <w:t xml:space="preserve">Generated July 27, 2026  |  California Community Colleges  |  CPL Initiative</w:t>
+      <w:t xml:space="preserve">Generated July 28, 2026  |  California Community Colleges  |  CPL Initiative</w:t>
     </w:r>
     <w:r>
       <w:rPr>

--- a/reports/projects/4.1_Report.docx
+++ b/reports/projects/4.1_Report.docx
@@ -64,7 +64,7 @@
           <w:szCs w:val="19"/>
           <w:rFonts w:ascii="Cambria" w:cs="Cambria" w:eastAsia="Cambria" w:hAnsi="Cambria"/>
         </w:rPr>
-        <w:t xml:space="preserve">July 28, 2026</w:t>
+        <w:t xml:space="preserve">July 29, 2026</w:t>
       </w:r>
     </w:p>
     <w:tbl>
@@ -1412,7 +1412,7 @@
         <w:szCs w:val="14"/>
         <w:rFonts w:ascii="Cambria" w:cs="Cambria" w:eastAsia="Cambria" w:hAnsi="Cambria"/>
       </w:rPr>
-      <w:t xml:space="preserve">Generated July 28, 2026  |  California Community Colleges  |  CPL Initiative</w:t>
+      <w:t xml:space="preserve">Generated July 29, 2026  |  California Community Colleges  |  CPL Initiative</w:t>
     </w:r>
     <w:r>
       <w:rPr>

--- a/reports/projects/4.1_Report.docx
+++ b/reports/projects/4.1_Report.docx
@@ -64,7 +64,7 @@
           <w:szCs w:val="19"/>
           <w:rFonts w:ascii="Cambria" w:cs="Cambria" w:eastAsia="Cambria" w:hAnsi="Cambria"/>
         </w:rPr>
-        <w:t xml:space="preserve">July 29, 2026</w:t>
+        <w:t xml:space="preserve">July 30, 2026</w:t>
       </w:r>
     </w:p>
     <w:tbl>
@@ -1412,7 +1412,7 @@
         <w:szCs w:val="14"/>
         <w:rFonts w:ascii="Cambria" w:cs="Cambria" w:eastAsia="Cambria" w:hAnsi="Cambria"/>
       </w:rPr>
-      <w:t xml:space="preserve">Generated July 29, 2026  |  California Community Colleges  |  CPL Initiative</w:t>
+      <w:t xml:space="preserve">Generated July 30, 2026  |  California Community Colleges  |  CPL Initiative</w:t>
     </w:r>
     <w:r>
       <w:rPr>

--- a/reports/projects/4.1_Report.docx
+++ b/reports/projects/4.1_Report.docx
@@ -64,7 +64,7 @@
           <w:szCs w:val="19"/>
           <w:rFonts w:ascii="Cambria" w:cs="Cambria" w:eastAsia="Cambria" w:hAnsi="Cambria"/>
         </w:rPr>
-        <w:t xml:space="preserve">July 30, 2026</w:t>
+        <w:t xml:space="preserve">July 31, 2026</w:t>
       </w:r>
     </w:p>
     <w:tbl>
@@ -1412,7 +1412,7 @@
         <w:szCs w:val="14"/>
         <w:rFonts w:ascii="Cambria" w:cs="Cambria" w:eastAsia="Cambria" w:hAnsi="Cambria"/>
       </w:rPr>
-      <w:t xml:space="preserve">Generated July 30, 2026  |  California Community Colleges  |  CPL Initiative</w:t>
+      <w:t xml:space="preserve">Generated July 31, 2026  |  California Community Colleges  |  CPL Initiative</w:t>
     </w:r>
     <w:r>
       <w:rPr>

--- a/reports/projects/4.1_Report.docx
+++ b/reports/projects/4.1_Report.docx
@@ -64,7 +64,7 @@
           <w:szCs w:val="19"/>
           <w:rFonts w:ascii="Cambria" w:cs="Cambria" w:eastAsia="Cambria" w:hAnsi="Cambria"/>
         </w:rPr>
-        <w:t xml:space="preserve">July 31, 2026</w:t>
+        <w:t xml:space="preserve">August 1, 2026</w:t>
       </w:r>
     </w:p>
     <w:tbl>
@@ -1412,7 +1412,7 @@
         <w:szCs w:val="14"/>
         <w:rFonts w:ascii="Cambria" w:cs="Cambria" w:eastAsia="Cambria" w:hAnsi="Cambria"/>
       </w:rPr>
-      <w:t xml:space="preserve">Generated July 31, 2026  |  California Community Colleges  |  CPL Initiative</w:t>
+      <w:t xml:space="preserve">Generated August 1, 2026  |  California Community Colleges  |  CPL Initiative</w:t>
     </w:r>
     <w:r>
       <w:rPr>

--- a/reports/projects/4.1_Report.docx
+++ b/reports/projects/4.1_Report.docx
@@ -64,7 +64,7 @@
           <w:szCs w:val="19"/>
           <w:rFonts w:ascii="Cambria" w:cs="Cambria" w:eastAsia="Cambria" w:hAnsi="Cambria"/>
         </w:rPr>
-        <w:t xml:space="preserve">August 1, 2026</w:t>
+        <w:t xml:space="preserve">August 2, 2026</w:t>
       </w:r>
     </w:p>
     <w:tbl>
@@ -1412,7 +1412,7 @@
         <w:szCs w:val="14"/>
         <w:rFonts w:ascii="Cambria" w:cs="Cambria" w:eastAsia="Cambria" w:hAnsi="Cambria"/>
       </w:rPr>
-      <w:t xml:space="preserve">Generated August 1, 2026  |  California Community Colleges  |  CPL Initiative</w:t>
+      <w:t xml:space="preserve">Generated August 2, 2026  |  California Community Colleges  |  CPL Initiative</w:t>
     </w:r>
     <w:r>
       <w:rPr>

--- a/reports/projects/4.1_Report.docx
+++ b/reports/projects/4.1_Report.docx
@@ -64,7 +64,7 @@
           <w:szCs w:val="19"/>
           <w:rFonts w:ascii="Cambria" w:cs="Cambria" w:eastAsia="Cambria" w:hAnsi="Cambria"/>
         </w:rPr>
-        <w:t xml:space="preserve">August 2, 2026</w:t>
+        <w:t xml:space="preserve">August 3, 2026</w:t>
       </w:r>
     </w:p>
     <w:tbl>
@@ -1412,7 +1412,7 @@
         <w:szCs w:val="14"/>
         <w:rFonts w:ascii="Cambria" w:cs="Cambria" w:eastAsia="Cambria" w:hAnsi="Cambria"/>
       </w:rPr>
-      <w:t xml:space="preserve">Generated August 2, 2026  |  California Community Colleges  |  CPL Initiative</w:t>
+      <w:t xml:space="preserve">Generated August 3, 2026  |  California Community Colleges  |  CPL Initiative</w:t>
     </w:r>
     <w:r>
       <w:rPr>

--- a/reports/projects/4.1_Report.docx
+++ b/reports/projects/4.1_Report.docx
@@ -64,7 +64,7 @@
           <w:szCs w:val="19"/>
           <w:rFonts w:ascii="Cambria" w:cs="Cambria" w:eastAsia="Cambria" w:hAnsi="Cambria"/>
         </w:rPr>
-        <w:t xml:space="preserve">August 3, 2026</w:t>
+        <w:t xml:space="preserve">August 4, 2026</w:t>
       </w:r>
     </w:p>
     <w:tbl>
@@ -1412,7 +1412,7 @@
         <w:szCs w:val="14"/>
         <w:rFonts w:ascii="Cambria" w:cs="Cambria" w:eastAsia="Cambria" w:hAnsi="Cambria"/>
       </w:rPr>
-      <w:t xml:space="preserve">Generated August 3, 2026  |  California Community Colleges  |  CPL Initiative</w:t>
+      <w:t xml:space="preserve">Generated August 4, 2026  |  California Community Colleges  |  CPL Initiative</w:t>
     </w:r>
     <w:r>
       <w:rPr>

--- a/reports/projects/4.1_Report.docx
+++ b/reports/projects/4.1_Report.docx
@@ -64,7 +64,7 @@
           <w:szCs w:val="19"/>
           <w:rFonts w:ascii="Cambria" w:cs="Cambria" w:eastAsia="Cambria" w:hAnsi="Cambria"/>
         </w:rPr>
-        <w:t xml:space="preserve">August 4, 2026</w:t>
+        <w:t xml:space="preserve">August 5, 2026</w:t>
       </w:r>
     </w:p>
     <w:tbl>
@@ -1412,7 +1412,7 @@
         <w:szCs w:val="14"/>
         <w:rFonts w:ascii="Cambria" w:cs="Cambria" w:eastAsia="Cambria" w:hAnsi="Cambria"/>
       </w:rPr>
-      <w:t xml:space="preserve">Generated August 4, 2026  |  California Community Colleges  |  CPL Initiative</w:t>
+      <w:t xml:space="preserve">Generated August 5, 2026  |  California Community Colleges  |  CPL Initiative</w:t>
     </w:r>
     <w:r>
       <w:rPr>

--- a/reports/projects/4.1_Report.docx
+++ b/reports/projects/4.1_Report.docx
@@ -64,7 +64,7 @@
           <w:szCs w:val="19"/>
           <w:rFonts w:ascii="Cambria" w:cs="Cambria" w:eastAsia="Cambria" w:hAnsi="Cambria"/>
         </w:rPr>
-        <w:t xml:space="preserve">August 5, 2026</w:t>
+        <w:t xml:space="preserve">August 6, 2026</w:t>
       </w:r>
     </w:p>
     <w:tbl>
@@ -1412,7 +1412,7 @@
         <w:szCs w:val="14"/>
         <w:rFonts w:ascii="Cambria" w:cs="Cambria" w:eastAsia="Cambria" w:hAnsi="Cambria"/>
       </w:rPr>
-      <w:t xml:space="preserve">Generated August 5, 2026  |  California Community Colleges  |  CPL Initiative</w:t>
+      <w:t xml:space="preserve">Generated August 6, 2026  |  California Community Colleges  |  CPL Initiative</w:t>
     </w:r>
     <w:r>
       <w:rPr>

--- a/reports/projects/4.1_Report.docx
+++ b/reports/projects/4.1_Report.docx
@@ -64,7 +64,7 @@
           <w:szCs w:val="19"/>
           <w:rFonts w:ascii="Cambria" w:cs="Cambria" w:eastAsia="Cambria" w:hAnsi="Cambria"/>
         </w:rPr>
-        <w:t xml:space="preserve">August 6, 2026</w:t>
+        <w:t xml:space="preserve">August 7, 2026</w:t>
       </w:r>
     </w:p>
     <w:tbl>
@@ -1412,7 +1412,7 @@
         <w:szCs w:val="14"/>
         <w:rFonts w:ascii="Cambria" w:cs="Cambria" w:eastAsia="Cambria" w:hAnsi="Cambria"/>
       </w:rPr>
-      <w:t xml:space="preserve">Generated August 6, 2026  |  California Community Colleges  |  CPL Initiative</w:t>
+      <w:t xml:space="preserve">Generated August 7, 2026  |  California Community Colleges  |  CPL Initiative</w:t>
     </w:r>
     <w:r>
       <w:rPr>

--- a/reports/projects/4.1_Report.docx
+++ b/reports/projects/4.1_Report.docx
@@ -64,7 +64,7 @@
           <w:szCs w:val="19"/>
           <w:rFonts w:ascii="Cambria" w:cs="Cambria" w:eastAsia="Cambria" w:hAnsi="Cambria"/>
         </w:rPr>
-        <w:t xml:space="preserve">August 7, 2026</w:t>
+        <w:t xml:space="preserve">August 8, 2026</w:t>
       </w:r>
     </w:p>
     <w:tbl>
@@ -1412,7 +1412,7 @@
         <w:szCs w:val="14"/>
         <w:rFonts w:ascii="Cambria" w:cs="Cambria" w:eastAsia="Cambria" w:hAnsi="Cambria"/>
       </w:rPr>
-      <w:t xml:space="preserve">Generated August 7, 2026  |  California Community Colleges  |  CPL Initiative</w:t>
+      <w:t xml:space="preserve">Generated August 8, 2026  |  California Community Colleges  |  CPL Initiative</w:t>
     </w:r>
     <w:r>
       <w:rPr>

--- a/reports/projects/4.1_Report.docx
+++ b/reports/projects/4.1_Report.docx
@@ -64,7 +64,7 @@
           <w:szCs w:val="19"/>
           <w:rFonts w:ascii="Cambria" w:cs="Cambria" w:eastAsia="Cambria" w:hAnsi="Cambria"/>
         </w:rPr>
-        <w:t xml:space="preserve">August 8, 2026</w:t>
+        <w:t xml:space="preserve">August 9, 2026</w:t>
       </w:r>
     </w:p>
     <w:tbl>
@@ -1412,7 +1412,7 @@
         <w:szCs w:val="14"/>
         <w:rFonts w:ascii="Cambria" w:cs="Cambria" w:eastAsia="Cambria" w:hAnsi="Cambria"/>
       </w:rPr>
-      <w:t xml:space="preserve">Generated August 8, 2026  |  California Community Colleges  |  CPL Initiative</w:t>
+      <w:t xml:space="preserve">Generated August 9, 2026  |  California Community Colleges  |  CPL Initiative</w:t>
     </w:r>
     <w:r>
       <w:rPr>

--- a/reports/projects/4.1_Report.docx
+++ b/reports/projects/4.1_Report.docx
@@ -64,7 +64,7 @@
           <w:szCs w:val="19"/>
           <w:rFonts w:ascii="Cambria" w:cs="Cambria" w:eastAsia="Cambria" w:hAnsi="Cambria"/>
         </w:rPr>
-        <w:t xml:space="preserve">August 9, 2026</w:t>
+        <w:t xml:space="preserve">August 10, 2026</w:t>
       </w:r>
     </w:p>
     <w:tbl>
@@ -1412,7 +1412,7 @@
         <w:szCs w:val="14"/>
         <w:rFonts w:ascii="Cambria" w:cs="Cambria" w:eastAsia="Cambria" w:hAnsi="Cambria"/>
       </w:rPr>
-      <w:t xml:space="preserve">Generated August 9, 2026  |  California Community Colleges  |  CPL Initiative</w:t>
+      <w:t xml:space="preserve">Generated August 10, 2026  |  California Community Colleges  |  CPL Initiative</w:t>
     </w:r>
     <w:r>
       <w:rPr>

--- a/reports/projects/4.1_Report.docx
+++ b/reports/projects/4.1_Report.docx
@@ -64,7 +64,7 @@
           <w:szCs w:val="19"/>
           <w:rFonts w:ascii="Cambria" w:cs="Cambria" w:eastAsia="Cambria" w:hAnsi="Cambria"/>
         </w:rPr>
-        <w:t xml:space="preserve">August 10, 2026</w:t>
+        <w:t xml:space="preserve">August 11, 2026</w:t>
       </w:r>
     </w:p>
     <w:tbl>
@@ -1412,7 +1412,7 @@
         <w:szCs w:val="14"/>
         <w:rFonts w:ascii="Cambria" w:cs="Cambria" w:eastAsia="Cambria" w:hAnsi="Cambria"/>
       </w:rPr>
-      <w:t xml:space="preserve">Generated August 10, 2026  |  California Community Colleges  |  CPL Initiative</w:t>
+      <w:t xml:space="preserve">Generated August 11, 2026  |  California Community Colleges  |  CPL Initiative</w:t>
     </w:r>
     <w:r>
       <w:rPr>

--- a/reports/projects/4.1_Report.docx
+++ b/reports/projects/4.1_Report.docx
@@ -64,7 +64,7 @@
           <w:szCs w:val="19"/>
           <w:rFonts w:ascii="Cambria" w:cs="Cambria" w:eastAsia="Cambria" w:hAnsi="Cambria"/>
         </w:rPr>
-        <w:t xml:space="preserve">August 11, 2026</w:t>
+        <w:t xml:space="preserve">August 12, 2026</w:t>
       </w:r>
     </w:p>
     <w:tbl>
@@ -1412,7 +1412,7 @@
         <w:szCs w:val="14"/>
         <w:rFonts w:ascii="Cambria" w:cs="Cambria" w:eastAsia="Cambria" w:hAnsi="Cambria"/>
       </w:rPr>
-      <w:t xml:space="preserve">Generated August 11, 2026  |  California Community Colleges  |  CPL Initiative</w:t>
+      <w:t xml:space="preserve">Generated August 12, 2026  |  California Community Colleges  |  CPL Initiative</w:t>
     </w:r>
     <w:r>
       <w:rPr>

--- a/reports/projects/4.1_Report.docx
+++ b/reports/projects/4.1_Report.docx
@@ -64,7 +64,7 @@
           <w:szCs w:val="19"/>
           <w:rFonts w:ascii="Cambria" w:cs="Cambria" w:eastAsia="Cambria" w:hAnsi="Cambria"/>
         </w:rPr>
-        <w:t xml:space="preserve">August 12, 2026</w:t>
+        <w:t xml:space="preserve">August 13, 2026</w:t>
       </w:r>
     </w:p>
     <w:tbl>
@@ -1412,7 +1412,7 @@
         <w:szCs w:val="14"/>
         <w:rFonts w:ascii="Cambria" w:cs="Cambria" w:eastAsia="Cambria" w:hAnsi="Cambria"/>
       </w:rPr>
-      <w:t xml:space="preserve">Generated August 12, 2026  |  California Community Colleges  |  CPL Initiative</w:t>
+      <w:t xml:space="preserve">Generated August 13, 2026  |  California Community Colleges  |  CPL Initiative</w:t>
     </w:r>
     <w:r>
       <w:rPr>

--- a/reports/projects/4.1_Report.docx
+++ b/reports/projects/4.1_Report.docx
@@ -64,7 +64,7 @@
           <w:szCs w:val="19"/>
           <w:rFonts w:ascii="Cambria" w:cs="Cambria" w:eastAsia="Cambria" w:hAnsi="Cambria"/>
         </w:rPr>
-        <w:t xml:space="preserve">August 13, 2026</w:t>
+        <w:t xml:space="preserve">August 14, 2026</w:t>
       </w:r>
     </w:p>
     <w:tbl>
@@ -1412,7 +1412,7 @@
         <w:szCs w:val="14"/>
         <w:rFonts w:ascii="Cambria" w:cs="Cambria" w:eastAsia="Cambria" w:hAnsi="Cambria"/>
       </w:rPr>
-      <w:t xml:space="preserve">Generated August 13, 2026  |  California Community Colleges  |  CPL Initiative</w:t>
+      <w:t xml:space="preserve">Generated August 14, 2026  |  California Community Colleges  |  CPL Initiative</w:t>
     </w:r>
     <w:r>
       <w:rPr>

--- a/reports/projects/4.1_Report.docx
+++ b/reports/projects/4.1_Report.docx
@@ -64,7 +64,7 @@
           <w:szCs w:val="19"/>
           <w:rFonts w:ascii="Cambria" w:cs="Cambria" w:eastAsia="Cambria" w:hAnsi="Cambria"/>
         </w:rPr>
-        <w:t xml:space="preserve">August 14, 2026</w:t>
+        <w:t xml:space="preserve">August 15, 2026</w:t>
       </w:r>
     </w:p>
     <w:tbl>
@@ -1412,7 +1412,7 @@
         <w:szCs w:val="14"/>
         <w:rFonts w:ascii="Cambria" w:cs="Cambria" w:eastAsia="Cambria" w:hAnsi="Cambria"/>
       </w:rPr>
-      <w:t xml:space="preserve">Generated August 14, 2026  |  California Community Colleges  |  CPL Initiative</w:t>
+      <w:t xml:space="preserve">Generated August 15, 2026  |  California Community Colleges  |  CPL Initiative</w:t>
     </w:r>
     <w:r>
       <w:rPr>

--- a/reports/projects/4.1_Report.docx
+++ b/reports/projects/4.1_Report.docx
@@ -64,7 +64,7 @@
           <w:szCs w:val="19"/>
           <w:rFonts w:ascii="Cambria" w:cs="Cambria" w:eastAsia="Cambria" w:hAnsi="Cambria"/>
         </w:rPr>
-        <w:t xml:space="preserve">August 15, 2026</w:t>
+        <w:t xml:space="preserve">August 16, 2026</w:t>
       </w:r>
     </w:p>
     <w:tbl>
@@ -1412,7 +1412,7 @@
         <w:szCs w:val="14"/>
         <w:rFonts w:ascii="Cambria" w:cs="Cambria" w:eastAsia="Cambria" w:hAnsi="Cambria"/>
       </w:rPr>
-      <w:t xml:space="preserve">Generated August 15, 2026  |  California Community Colleges  |  CPL Initiative</w:t>
+      <w:t xml:space="preserve">Generated August 16, 2026  |  California Community Colleges  |  CPL Initiative</w:t>
     </w:r>
     <w:r>
       <w:rPr>

--- a/reports/projects/4.1_Report.docx
+++ b/reports/projects/4.1_Report.docx
@@ -64,7 +64,7 @@
           <w:szCs w:val="19"/>
           <w:rFonts w:ascii="Cambria" w:cs="Cambria" w:eastAsia="Cambria" w:hAnsi="Cambria"/>
         </w:rPr>
-        <w:t xml:space="preserve">August 16, 2026</w:t>
+        <w:t xml:space="preserve">August 17, 2026</w:t>
       </w:r>
     </w:p>
     <w:tbl>
@@ -1412,7 +1412,7 @@
         <w:szCs w:val="14"/>
         <w:rFonts w:ascii="Cambria" w:cs="Cambria" w:eastAsia="Cambria" w:hAnsi="Cambria"/>
       </w:rPr>
-      <w:t xml:space="preserve">Generated August 16, 2026  |  California Community Colleges  |  CPL Initiative</w:t>
+      <w:t xml:space="preserve">Generated August 17, 2026  |  California Community Colleges  |  CPL Initiative</w:t>
     </w:r>
     <w:r>
       <w:rPr>

--- a/reports/projects/4.1_Report.docx
+++ b/reports/projects/4.1_Report.docx
@@ -64,7 +64,7 @@
           <w:szCs w:val="19"/>
           <w:rFonts w:ascii="Cambria" w:cs="Cambria" w:eastAsia="Cambria" w:hAnsi="Cambria"/>
         </w:rPr>
-        <w:t xml:space="preserve">August 17, 2026</w:t>
+        <w:t xml:space="preserve">August 18, 2026</w:t>
       </w:r>
     </w:p>
     <w:tbl>
@@ -1412,7 +1412,7 @@
         <w:szCs w:val="14"/>
         <w:rFonts w:ascii="Cambria" w:cs="Cambria" w:eastAsia="Cambria" w:hAnsi="Cambria"/>
       </w:rPr>
-      <w:t xml:space="preserve">Generated August 17, 2026  |  California Community Colleges  |  CPL Initiative</w:t>
+      <w:t xml:space="preserve">Generated August 18, 2026  |  California Community Colleges  |  CPL Initiative</w:t>
     </w:r>
     <w:r>
       <w:rPr>

--- a/reports/projects/4.1_Report.docx
+++ b/reports/projects/4.1_Report.docx
@@ -64,7 +64,7 @@
           <w:szCs w:val="19"/>
           <w:rFonts w:ascii="Cambria" w:cs="Cambria" w:eastAsia="Cambria" w:hAnsi="Cambria"/>
         </w:rPr>
-        <w:t xml:space="preserve">August 18, 2026</w:t>
+        <w:t xml:space="preserve">August 19, 2026</w:t>
       </w:r>
     </w:p>
     <w:tbl>
@@ -1412,7 +1412,7 @@
         <w:szCs w:val="14"/>
         <w:rFonts w:ascii="Cambria" w:cs="Cambria" w:eastAsia="Cambria" w:hAnsi="Cambria"/>
       </w:rPr>
-      <w:t xml:space="preserve">Generated August 18, 2026  |  California Community Colleges  |  CPL Initiative</w:t>
+      <w:t xml:space="preserve">Generated August 19, 2026  |  California Community Colleges  |  CPL Initiative</w:t>
     </w:r>
     <w:r>
       <w:rPr>

--- a/reports/projects/4.1_Report.docx
+++ b/reports/projects/4.1_Report.docx
@@ -64,7 +64,7 @@
           <w:szCs w:val="19"/>
           <w:rFonts w:ascii="Cambria" w:cs="Cambria" w:eastAsia="Cambria" w:hAnsi="Cambria"/>
         </w:rPr>
-        <w:t xml:space="preserve">August 19, 2026</w:t>
+        <w:t xml:space="preserve">August 20, 2026</w:t>
       </w:r>
     </w:p>
     <w:tbl>
@@ -1412,7 +1412,7 @@
         <w:szCs w:val="14"/>
         <w:rFonts w:ascii="Cambria" w:cs="Cambria" w:eastAsia="Cambria" w:hAnsi="Cambria"/>
       </w:rPr>
-      <w:t xml:space="preserve">Generated August 19, 2026  |  California Community Colleges  |  CPL Initiative</w:t>
+      <w:t xml:space="preserve">Generated August 20, 2026  |  California Community Colleges  |  CPL Initiative</w:t>
     </w:r>
     <w:r>
       <w:rPr>

--- a/reports/projects/4.1_Report.docx
+++ b/reports/projects/4.1_Report.docx
@@ -64,7 +64,7 @@
           <w:szCs w:val="19"/>
           <w:rFonts w:ascii="Cambria" w:cs="Cambria" w:eastAsia="Cambria" w:hAnsi="Cambria"/>
         </w:rPr>
-        <w:t xml:space="preserve">August 20, 2026</w:t>
+        <w:t xml:space="preserve">August 21, 2026</w:t>
       </w:r>
     </w:p>
     <w:tbl>
@@ -1412,7 +1412,7 @@
         <w:szCs w:val="14"/>
         <w:rFonts w:ascii="Cambria" w:cs="Cambria" w:eastAsia="Cambria" w:hAnsi="Cambria"/>
       </w:rPr>
-      <w:t xml:space="preserve">Generated August 20, 2026  |  California Community Colleges  |  CPL Initiative</w:t>
+      <w:t xml:space="preserve">Generated August 21, 2026  |  California Community Colleges  |  CPL Initiative</w:t>
     </w:r>
     <w:r>
       <w:rPr>

--- a/reports/projects/4.1_Report.docx
+++ b/reports/projects/4.1_Report.docx
@@ -64,7 +64,7 @@
           <w:szCs w:val="19"/>
           <w:rFonts w:ascii="Cambria" w:cs="Cambria" w:eastAsia="Cambria" w:hAnsi="Cambria"/>
         </w:rPr>
-        <w:t xml:space="preserve">August 21, 2026</w:t>
+        <w:t xml:space="preserve">August 22, 2026</w:t>
       </w:r>
     </w:p>
     <w:tbl>
@@ -1412,7 +1412,7 @@
         <w:szCs w:val="14"/>
         <w:rFonts w:ascii="Cambria" w:cs="Cambria" w:eastAsia="Cambria" w:hAnsi="Cambria"/>
       </w:rPr>
-      <w:t xml:space="preserve">Generated August 21, 2026  |  California Community Colleges  |  CPL Initiative</w:t>
+      <w:t xml:space="preserve">Generated August 22, 2026  |  California Community Colleges  |  CPL Initiative</w:t>
     </w:r>
     <w:r>
       <w:rPr>

--- a/reports/projects/4.1_Report.docx
+++ b/reports/projects/4.1_Report.docx
@@ -64,7 +64,7 @@
           <w:szCs w:val="19"/>
           <w:rFonts w:ascii="Cambria" w:cs="Cambria" w:eastAsia="Cambria" w:hAnsi="Cambria"/>
         </w:rPr>
-        <w:t xml:space="preserve">August 22, 2026</w:t>
+        <w:t xml:space="preserve">August 23, 2026</w:t>
       </w:r>
     </w:p>
     <w:tbl>
@@ -1412,7 +1412,7 @@
         <w:szCs w:val="14"/>
         <w:rFonts w:ascii="Cambria" w:cs="Cambria" w:eastAsia="Cambria" w:hAnsi="Cambria"/>
       </w:rPr>
-      <w:t xml:space="preserve">Generated August 22, 2026  |  California Community Colleges  |  CPL Initiative</w:t>
+      <w:t xml:space="preserve">Generated August 23, 2026  |  California Community Colleges  |  CPL Initiative</w:t>
     </w:r>
     <w:r>
       <w:rPr>

--- a/reports/projects/4.1_Report.docx
+++ b/reports/projects/4.1_Report.docx
@@ -64,7 +64,7 @@
           <w:szCs w:val="19"/>
           <w:rFonts w:ascii="Cambria" w:cs="Cambria" w:eastAsia="Cambria" w:hAnsi="Cambria"/>
         </w:rPr>
-        <w:t xml:space="preserve">August 23, 2026</w:t>
+        <w:t xml:space="preserve">August 24, 2026</w:t>
       </w:r>
     </w:p>
     <w:tbl>
@@ -1412,7 +1412,7 @@
         <w:szCs w:val="14"/>
         <w:rFonts w:ascii="Cambria" w:cs="Cambria" w:eastAsia="Cambria" w:hAnsi="Cambria"/>
       </w:rPr>
-      <w:t xml:space="preserve">Generated August 23, 2026  |  California Community Colleges  |  CPL Initiative</w:t>
+      <w:t xml:space="preserve">Generated August 24, 2026  |  California Community Colleges  |  CPL Initiative</w:t>
     </w:r>
     <w:r>
       <w:rPr>

--- a/reports/projects/4.1_Report.docx
+++ b/reports/projects/4.1_Report.docx
@@ -64,7 +64,7 @@
           <w:szCs w:val="19"/>
           <w:rFonts w:ascii="Cambria" w:cs="Cambria" w:eastAsia="Cambria" w:hAnsi="Cambria"/>
         </w:rPr>
-        <w:t xml:space="preserve">August 24, 2026</w:t>
+        <w:t xml:space="preserve">August 25, 2026</w:t>
       </w:r>
     </w:p>
     <w:tbl>
@@ -1412,7 +1412,7 @@
         <w:szCs w:val="14"/>
         <w:rFonts w:ascii="Cambria" w:cs="Cambria" w:eastAsia="Cambria" w:hAnsi="Cambria"/>
       </w:rPr>
-      <w:t xml:space="preserve">Generated August 24, 2026  |  California Community Colleges  |  CPL Initiative</w:t>
+      <w:t xml:space="preserve">Generated August 25, 2026  |  California Community Colleges  |  CPL Initiative</w:t>
     </w:r>
     <w:r>
       <w:rPr>

--- a/reports/projects/4.1_Report.docx
+++ b/reports/projects/4.1_Report.docx
@@ -64,7 +64,7 @@
           <w:szCs w:val="19"/>
           <w:rFonts w:ascii="Cambria" w:cs="Cambria" w:eastAsia="Cambria" w:hAnsi="Cambria"/>
         </w:rPr>
-        <w:t xml:space="preserve">August 25, 2026</w:t>
+        <w:t xml:space="preserve">August 26, 2026</w:t>
       </w:r>
     </w:p>
     <w:tbl>
@@ -1412,7 +1412,7 @@
         <w:szCs w:val="14"/>
         <w:rFonts w:ascii="Cambria" w:cs="Cambria" w:eastAsia="Cambria" w:hAnsi="Cambria"/>
       </w:rPr>
-      <w:t xml:space="preserve">Generated August 25, 2026  |  California Community Colleges  |  CPL Initiative</w:t>
+      <w:t xml:space="preserve">Generated August 26, 2026  |  California Community Colleges  |  CPL Initiative</w:t>
     </w:r>
     <w:r>
       <w:rPr>

--- a/reports/projects/4.1_Report.docx
+++ b/reports/projects/4.1_Report.docx
@@ -64,7 +64,7 @@
           <w:szCs w:val="19"/>
           <w:rFonts w:ascii="Cambria" w:cs="Cambria" w:eastAsia="Cambria" w:hAnsi="Cambria"/>
         </w:rPr>
-        <w:t xml:space="preserve">August 26, 2026</w:t>
+        <w:t xml:space="preserve">August 27, 2026</w:t>
       </w:r>
     </w:p>
     <w:tbl>
@@ -1412,7 +1412,7 @@
         <w:szCs w:val="14"/>
         <w:rFonts w:ascii="Cambria" w:cs="Cambria" w:eastAsia="Cambria" w:hAnsi="Cambria"/>
       </w:rPr>
-      <w:t xml:space="preserve">Generated August 26, 2026  |  California Community Colleges  |  CPL Initiative</w:t>
+      <w:t xml:space="preserve">Generated August 27, 2026  |  California Community Colleges  |  CPL Initiative</w:t>
     </w:r>
     <w:r>
       <w:rPr>

--- a/reports/projects/4.1_Report.docx
+++ b/reports/projects/4.1_Report.docx
@@ -64,7 +64,7 @@
           <w:szCs w:val="19"/>
           <w:rFonts w:ascii="Cambria" w:cs="Cambria" w:eastAsia="Cambria" w:hAnsi="Cambria"/>
         </w:rPr>
-        <w:t xml:space="preserve">August 27, 2026</w:t>
+        <w:t xml:space="preserve">August 28, 2026</w:t>
       </w:r>
     </w:p>
     <w:tbl>
@@ -1412,7 +1412,7 @@
         <w:szCs w:val="14"/>
         <w:rFonts w:ascii="Cambria" w:cs="Cambria" w:eastAsia="Cambria" w:hAnsi="Cambria"/>
       </w:rPr>
-      <w:t xml:space="preserve">Generated August 27, 2026  |  California Community Colleges  |  CPL Initiative</w:t>
+      <w:t xml:space="preserve">Generated August 28, 2026  |  California Community Colleges  |  CPL Initiative</w:t>
     </w:r>
     <w:r>
       <w:rPr>

--- a/reports/projects/4.1_Report.docx
+++ b/reports/projects/4.1_Report.docx
@@ -64,7 +64,7 @@
           <w:szCs w:val="19"/>
           <w:rFonts w:ascii="Cambria" w:cs="Cambria" w:eastAsia="Cambria" w:hAnsi="Cambria"/>
         </w:rPr>
-        <w:t xml:space="preserve">August 28, 2026</w:t>
+        <w:t xml:space="preserve">August 29, 2026</w:t>
       </w:r>
     </w:p>
     <w:tbl>
@@ -1412,7 +1412,7 @@
         <w:szCs w:val="14"/>
         <w:rFonts w:ascii="Cambria" w:cs="Cambria" w:eastAsia="Cambria" w:hAnsi="Cambria"/>
       </w:rPr>
-      <w:t xml:space="preserve">Generated August 28, 2026  |  California Community Colleges  |  CPL Initiative</w:t>
+      <w:t xml:space="preserve">Generated August 29, 2026  |  California Community Colleges  |  CPL Initiative</w:t>
     </w:r>
     <w:r>
       <w:rPr>

--- a/reports/projects/4.1_Report.docx
+++ b/reports/projects/4.1_Report.docx
@@ -64,7 +64,7 @@
           <w:szCs w:val="19"/>
           <w:rFonts w:ascii="Cambria" w:cs="Cambria" w:eastAsia="Cambria" w:hAnsi="Cambria"/>
         </w:rPr>
-        <w:t xml:space="preserve">August 29, 2026</w:t>
+        <w:t xml:space="preserve">August 30, 2026</w:t>
       </w:r>
     </w:p>
     <w:tbl>
@@ -1412,7 +1412,7 @@
         <w:szCs w:val="14"/>
         <w:rFonts w:ascii="Cambria" w:cs="Cambria" w:eastAsia="Cambria" w:hAnsi="Cambria"/>
       </w:rPr>
-      <w:t xml:space="preserve">Generated August 29, 2026  |  California Community Colleges  |  CPL Initiative</w:t>
+      <w:t xml:space="preserve">Generated August 30, 2026  |  California Community Colleges  |  CPL Initiative</w:t>
     </w:r>
     <w:r>
       <w:rPr>

--- a/reports/projects/4.1_Report.docx
+++ b/reports/projects/4.1_Report.docx
@@ -64,7 +64,7 @@
           <w:szCs w:val="19"/>
           <w:rFonts w:ascii="Cambria" w:cs="Cambria" w:eastAsia="Cambria" w:hAnsi="Cambria"/>
         </w:rPr>
-        <w:t xml:space="preserve">August 30, 2026</w:t>
+        <w:t xml:space="preserve">August 31, 2026</w:t>
       </w:r>
     </w:p>
     <w:tbl>
@@ -1412,7 +1412,7 @@
         <w:szCs w:val="14"/>
         <w:rFonts w:ascii="Cambria" w:cs="Cambria" w:eastAsia="Cambria" w:hAnsi="Cambria"/>
       </w:rPr>
-      <w:t xml:space="preserve">Generated August 30, 2026  |  California Community Colleges  |  CPL Initiative</w:t>
+      <w:t xml:space="preserve">Generated August 31, 2026  |  California Community Colleges  |  CPL Initiative</w:t>
     </w:r>
     <w:r>
       <w:rPr>

--- a/reports/projects/4.1_Report.docx
+++ b/reports/projects/4.1_Report.docx
@@ -64,7 +64,7 @@
           <w:szCs w:val="19"/>
           <w:rFonts w:ascii="Cambria" w:cs="Cambria" w:eastAsia="Cambria" w:hAnsi="Cambria"/>
         </w:rPr>
-        <w:t xml:space="preserve">August 31, 2026</w:t>
+        <w:t xml:space="preserve">September 1, 2026</w:t>
       </w:r>
     </w:p>
     <w:tbl>
@@ -1412,7 +1412,7 @@
         <w:szCs w:val="14"/>
         <w:rFonts w:ascii="Cambria" w:cs="Cambria" w:eastAsia="Cambria" w:hAnsi="Cambria"/>
       </w:rPr>
-      <w:t xml:space="preserve">Generated August 31, 2026  |  California Community Colleges  |  CPL Initiative</w:t>
+      <w:t xml:space="preserve">Generated September 1, 2026  |  California Community Colleges  |  CPL Initiative</w:t>
     </w:r>
     <w:r>
       <w:rPr>

--- a/reports/projects/4.1_Report.docx
+++ b/reports/projects/4.1_Report.docx
@@ -64,7 +64,7 @@
           <w:szCs w:val="19"/>
           <w:rFonts w:ascii="Cambria" w:cs="Cambria" w:eastAsia="Cambria" w:hAnsi="Cambria"/>
         </w:rPr>
-        <w:t xml:space="preserve">September 1, 2026</w:t>
+        <w:t xml:space="preserve">September 2, 2026</w:t>
       </w:r>
     </w:p>
     <w:tbl>
@@ -1412,7 +1412,7 @@
         <w:szCs w:val="14"/>
         <w:rFonts w:ascii="Cambria" w:cs="Cambria" w:eastAsia="Cambria" w:hAnsi="Cambria"/>
       </w:rPr>
-      <w:t xml:space="preserve">Generated September 1, 2026  |  California Community Colleges  |  CPL Initiative</w:t>
+      <w:t xml:space="preserve">Generated September 2, 2026  |  California Community Colleges  |  CPL Initiative</w:t>
     </w:r>
     <w:r>
       <w:rPr>

--- a/reports/projects/4.1_Report.docx
+++ b/reports/projects/4.1_Report.docx
@@ -64,7 +64,7 @@
           <w:szCs w:val="19"/>
           <w:rFonts w:ascii="Cambria" w:cs="Cambria" w:eastAsia="Cambria" w:hAnsi="Cambria"/>
         </w:rPr>
-        <w:t xml:space="preserve">September 2, 2026</w:t>
+        <w:t xml:space="preserve">September 3, 2026</w:t>
       </w:r>
     </w:p>
     <w:tbl>
@@ -1412,7 +1412,7 @@
         <w:szCs w:val="14"/>
         <w:rFonts w:ascii="Cambria" w:cs="Cambria" w:eastAsia="Cambria" w:hAnsi="Cambria"/>
       </w:rPr>
-      <w:t xml:space="preserve">Generated September 2, 2026  |  California Community Colleges  |  CPL Initiative</w:t>
+      <w:t xml:space="preserve">Generated September 3, 2026  |  California Community Colleges  |  CPL Initiative</w:t>
     </w:r>
     <w:r>
       <w:rPr>

--- a/reports/projects/4.1_Report.docx
+++ b/reports/projects/4.1_Report.docx
@@ -64,7 +64,7 @@
           <w:szCs w:val="19"/>
           <w:rFonts w:ascii="Cambria" w:cs="Cambria" w:eastAsia="Cambria" w:hAnsi="Cambria"/>
         </w:rPr>
-        <w:t xml:space="preserve">September 3, 2026</w:t>
+        <w:t xml:space="preserve">September 4, 2026</w:t>
       </w:r>
     </w:p>
     <w:tbl>
@@ -1412,7 +1412,7 @@
         <w:szCs w:val="14"/>
         <w:rFonts w:ascii="Cambria" w:cs="Cambria" w:eastAsia="Cambria" w:hAnsi="Cambria"/>
       </w:rPr>
-      <w:t xml:space="preserve">Generated September 3, 2026  |  California Community Colleges  |  CPL Initiative</w:t>
+      <w:t xml:space="preserve">Generated September 4, 2026  |  California Community Colleges  |  CPL Initiative</w:t>
     </w:r>
     <w:r>
       <w:rPr>

--- a/reports/projects/4.1_Report.docx
+++ b/reports/projects/4.1_Report.docx
@@ -64,7 +64,7 @@
           <w:szCs w:val="19"/>
           <w:rFonts w:ascii="Cambria" w:cs="Cambria" w:eastAsia="Cambria" w:hAnsi="Cambria"/>
         </w:rPr>
-        <w:t xml:space="preserve">September 4, 2026</w:t>
+        <w:t xml:space="preserve">September 5, 2026</w:t>
       </w:r>
     </w:p>
     <w:tbl>
@@ -1412,7 +1412,7 @@
         <w:szCs w:val="14"/>
         <w:rFonts w:ascii="Cambria" w:cs="Cambria" w:eastAsia="Cambria" w:hAnsi="Cambria"/>
       </w:rPr>
-      <w:t xml:space="preserve">Generated September 4, 2026  |  California Community Colleges  |  CPL Initiative</w:t>
+      <w:t xml:space="preserve">Generated September 5, 2026  |  California Community Colleges  |  CPL Initiative</w:t>
     </w:r>
     <w:r>
       <w:rPr>

--- a/reports/projects/4.1_Report.docx
+++ b/reports/projects/4.1_Report.docx
@@ -64,7 +64,7 @@
           <w:szCs w:val="19"/>
           <w:rFonts w:ascii="Cambria" w:cs="Cambria" w:eastAsia="Cambria" w:hAnsi="Cambria"/>
         </w:rPr>
-        <w:t xml:space="preserve">September 5, 2026</w:t>
+        <w:t xml:space="preserve">September 6, 2026</w:t>
       </w:r>
     </w:p>
     <w:tbl>
@@ -1412,7 +1412,7 @@
         <w:szCs w:val="14"/>
         <w:rFonts w:ascii="Cambria" w:cs="Cambria" w:eastAsia="Cambria" w:hAnsi="Cambria"/>
       </w:rPr>
-      <w:t xml:space="preserve">Generated September 5, 2026  |  California Community Colleges  |  CPL Initiative</w:t>
+      <w:t xml:space="preserve">Generated September 6, 2026  |  California Community Colleges  |  CPL Initiative</w:t>
     </w:r>
     <w:r>
       <w:rPr>

--- a/reports/projects/4.1_Report.docx
+++ b/reports/projects/4.1_Report.docx
@@ -64,7 +64,7 @@
           <w:szCs w:val="19"/>
           <w:rFonts w:ascii="Cambria" w:cs="Cambria" w:eastAsia="Cambria" w:hAnsi="Cambria"/>
         </w:rPr>
-        <w:t xml:space="preserve">September 6, 2026</w:t>
+        <w:t xml:space="preserve">September 7, 2026</w:t>
       </w:r>
     </w:p>
     <w:tbl>
@@ -1412,7 +1412,7 @@
         <w:szCs w:val="14"/>
         <w:rFonts w:ascii="Cambria" w:cs="Cambria" w:eastAsia="Cambria" w:hAnsi="Cambria"/>
       </w:rPr>
-      <w:t xml:space="preserve">Generated September 6, 2026  |  California Community Colleges  |  CPL Initiative</w:t>
+      <w:t xml:space="preserve">Generated September 7, 2026  |  California Community Colleges  |  CPL Initiative</w:t>
     </w:r>
     <w:r>
       <w:rPr>

--- a/reports/projects/4.1_Report.docx
+++ b/reports/projects/4.1_Report.docx
@@ -64,7 +64,7 @@
           <w:szCs w:val="19"/>
           <w:rFonts w:ascii="Cambria" w:cs="Cambria" w:eastAsia="Cambria" w:hAnsi="Cambria"/>
         </w:rPr>
-        <w:t xml:space="preserve">September 7, 2026</w:t>
+        <w:t xml:space="preserve">September 8, 2026</w:t>
       </w:r>
     </w:p>
     <w:tbl>
@@ -1412,7 +1412,7 @@
         <w:szCs w:val="14"/>
         <w:rFonts w:ascii="Cambria" w:cs="Cambria" w:eastAsia="Cambria" w:hAnsi="Cambria"/>
       </w:rPr>
-      <w:t xml:space="preserve">Generated September 7, 2026  |  California Community Colleges  |  CPL Initiative</w:t>
+      <w:t xml:space="preserve">Generated September 8, 2026  |  California Community Colleges  |  CPL Initiative</w:t>
     </w:r>
     <w:r>
       <w:rPr>

--- a/reports/projects/4.1_Report.docx
+++ b/reports/projects/4.1_Report.docx
@@ -64,7 +64,7 @@
           <w:szCs w:val="19"/>
           <w:rFonts w:ascii="Cambria" w:cs="Cambria" w:eastAsia="Cambria" w:hAnsi="Cambria"/>
         </w:rPr>
-        <w:t xml:space="preserve">September 8, 2026</w:t>
+        <w:t xml:space="preserve">September 10, 2026</w:t>
       </w:r>
     </w:p>
     <w:tbl>
@@ -1412,7 +1412,7 @@
         <w:szCs w:val="14"/>
         <w:rFonts w:ascii="Cambria" w:cs="Cambria" w:eastAsia="Cambria" w:hAnsi="Cambria"/>
       </w:rPr>
-      <w:t xml:space="preserve">Generated September 8, 2026  |  California Community Colleges  |  CPL Initiative</w:t>
+      <w:t xml:space="preserve">Generated September 10, 2026  |  California Community Colleges  |  CPL Initiative</w:t>
     </w:r>
     <w:r>
       <w:rPr>

--- a/reports/projects/4.1_Report.docx
+++ b/reports/projects/4.1_Report.docx
@@ -64,7 +64,7 @@
           <w:szCs w:val="19"/>
           <w:rFonts w:ascii="Cambria" w:cs="Cambria" w:eastAsia="Cambria" w:hAnsi="Cambria"/>
         </w:rPr>
-        <w:t xml:space="preserve">September 10, 2026</w:t>
+        <w:t xml:space="preserve">September 11, 2026</w:t>
       </w:r>
     </w:p>
     <w:tbl>
@@ -1412,7 +1412,7 @@
         <w:szCs w:val="14"/>
         <w:rFonts w:ascii="Cambria" w:cs="Cambria" w:eastAsia="Cambria" w:hAnsi="Cambria"/>
       </w:rPr>
-      <w:t xml:space="preserve">Generated September 10, 2026  |  California Community Colleges  |  CPL Initiative</w:t>
+      <w:t xml:space="preserve">Generated September 11, 2026  |  California Community Colleges  |  CPL Initiative</w:t>
     </w:r>
     <w:r>
       <w:rPr>

--- a/reports/projects/4.1_Report.docx
+++ b/reports/projects/4.1_Report.docx
@@ -64,7 +64,7 @@
           <w:szCs w:val="19"/>
           <w:rFonts w:ascii="Cambria" w:cs="Cambria" w:eastAsia="Cambria" w:hAnsi="Cambria"/>
         </w:rPr>
-        <w:t xml:space="preserve">September 11, 2026</w:t>
+        <w:t xml:space="preserve">September 12, 2026</w:t>
       </w:r>
     </w:p>
     <w:tbl>
@@ -1412,7 +1412,7 @@
         <w:szCs w:val="14"/>
         <w:rFonts w:ascii="Cambria" w:cs="Cambria" w:eastAsia="Cambria" w:hAnsi="Cambria"/>
       </w:rPr>
-      <w:t xml:space="preserve">Generated September 11, 2026  |  California Community Colleges  |  CPL Initiative</w:t>
+      <w:t xml:space="preserve">Generated September 12, 2026  |  California Community Colleges  |  CPL Initiative</w:t>
     </w:r>
     <w:r>
       <w:rPr>
